--- a/00-首页/题组Word/初赛模拟卷/真题版式/初赛模拟卷XV（非有机·答案与解析版·真题版式）.docx
+++ b/00-首页/题组Word/初赛模拟卷/真题版式/初赛模拟卷XV（非有机·答案与解析版·真题版式）.docx
@@ -1809,16 +1809,7 @@
           <w:b/>
           <w:bCs/>
         </w:rPr>
-        <w:t xml:space="preserve">1-3</w:t>
-      </w:r>
-      <w:r>
-        <w:t xml:space="preserve"> </w:t>
-      </w:r>
-      <w:r>
-        <w:rPr>
-          <w:rFonts w:ascii="Times New Roman" w:hAnsi="Times New Roman" w:cs="Times New Roman" w:eastAsia="SimSun"/>
-        </w:rPr>
-        <w:t xml:space="preserve">很多ABC3晶体也可以看作钙钛矿的畸变结构。例如在第33届国初短暂出现的CsAuCl3晶体中,Au有两种化学环境,每种化学环境的空间环境都相同,配位数为其对应价态常见配位数。1-3-1</w:t>
+        <w:t xml:space="preserve">1-3-1</w:t>
       </w:r>
       <w:r>
         <w:t xml:space="preserve"> </w:t>
@@ -6076,18 +6067,6 @@
         <w:rPr>
           <w:rFonts w:ascii="Times New Roman" w:hAnsi="Times New Roman" w:cs="Times New Roman" w:eastAsia="SimSun"/>
         </w:rPr>
-        <w:t xml:space="preserve">计算RbCrF3的键长m、s。</w:t>
-      </w:r>
-      <w:r>
-        <w:t xml:space="preserve"> </w:t>
-      </w:r>
-      <w:r>
-        <w:t xml:space="preserve">2-2 </w:t>
-      </w:r>
-      <w:r>
-        <w:rPr>
-          <w:rFonts w:ascii="Times New Roman" w:hAnsi="Times New Roman" w:cs="Times New Roman" w:eastAsia="SimSun"/>
-        </w:rPr>
         <w:t xml:space="preserve">（共</w:t>
       </w:r>
       <w:r>
@@ -6178,16 +6157,6 @@
           <w:rFonts w:ascii="Times New Roman" w:hAnsi="Times New Roman" w:cs="Times New Roman" w:eastAsia="SimSun"/>
         </w:rPr>
         <w:t xml:space="preserve">分）</w:t>
-      </w:r>
-      <w:r>
-        <w:t xml:space="preserve"> </w:t>
-      </w:r>
-      <w:r>
-        <w:rPr>
-          <w:b/>
-          <w:bCs/>
-        </w:rPr>
-        <w:t xml:space="preserve">2-3</w:t>
       </w:r>
       <w:r>
         <w:t xml:space="preserve"> </w:t>
@@ -7720,16 +7689,6 @@
         <w:t xml:space="preserve"> </w:t>
       </w:r>
       <w:r>
-        <w:rPr>
-          <w:b/>
-          <w:bCs/>
-        </w:rPr>
-        <w:t xml:space="preserve">2-5-1</w:t>
-      </w:r>
-      <w:r>
-        <w:t xml:space="preserve"> </w:t>
-      </w:r>
-      <w:r>
         <w:t xml:space="preserve">2-5 </w:t>
       </w:r>
       <w:r>
@@ -8436,36 +8395,6 @@
           <w:rFonts w:ascii="Times New Roman" w:hAnsi="Times New Roman" w:cs="Times New Roman" w:eastAsia="SimSun"/>
         </w:rPr>
         <w:t xml:space="preserve">分），使氟桥弯曲，形成低对称性结构</w:t>
-      </w:r>
-      <w:r>
-        <w:t xml:space="preserve"> </w:t>
-      </w:r>
-      <w:r>
-        <w:rPr>
-          <w:b/>
-          <w:bCs/>
-        </w:rPr>
-        <w:t xml:space="preserve">2-6</w:t>
-      </w:r>
-      <w:r>
-        <w:t xml:space="preserve"> </w:t>
-      </w:r>
-      <w:r>
-        <w:rPr>
-          <w:b/>
-          <w:bCs/>
-        </w:rPr>
-        <w:t xml:space="preserve">2-6-1</w:t>
-      </w:r>
-      <w:r>
-        <w:t xml:space="preserve"> </w:t>
-      </w:r>
-      <w:r>
-        <w:rPr>
-          <w:b/>
-          <w:bCs/>
-        </w:rPr>
-        <w:t xml:space="preserve">2-6-2</w:t>
       </w:r>
       <w:r>
         <w:t xml:space="preserve"> </w:t>
@@ -13546,19 +13475,6 @@
       </w:pPr>
       <w:r>
         <w:rPr>
-          <w:b/>
-          <w:bCs/>
-        </w:rPr>
-        <w:t xml:space="preserve">3-2-2</w:t>
-      </w:r>
-    </w:p>
-    <w:p>
-      <w:pPr>
-        <w:pStyle w:val="BodyText"/>
-        <w:spacing w:before="0" w:after="0" w:line="276" w:lineRule="auto"/>
-      </w:pPr>
-      <w:r>
-        <w:rPr>
           <w:rFonts w:ascii="Times New Roman" w:hAnsi="Times New Roman" w:cs="Times New Roman" w:eastAsia="SimSun"/>
           <w:b/>
           <w:bCs/>
@@ -14364,9 +14280,9 @@
       </w:tblPr>
       <w:tblGrid>
         <w:gridCol w:w="1587"/>
-        <w:gridCol w:w="5133"/>
+        <w:gridCol w:w="5195"/>
         <w:gridCol w:w="1587"/>
-        <w:gridCol w:w="1445"/>
+        <w:gridCol w:w="1383"/>
       </w:tblGrid>
       <w:tr>
         <w:trPr>
@@ -14402,7 +14318,7 @@
         </w:tc>
         <w:tc>
           <w:tcPr>
-            <w:tcW w:type="dxa" w:w="5133"/>
+            <w:tcW w:type="dxa" w:w="5195"/>
           </w:tcPr>
           <w:tcPr/>
           <w:p>
@@ -14456,7 +14372,7 @@
         </w:tc>
         <w:tc>
           <w:tcPr>
-            <w:tcW w:type="dxa" w:w="1445"/>
+            <w:tcW w:type="dxa" w:w="1383"/>
           </w:tcPr>
           <w:tcPr/>
           <w:p>
@@ -14512,7 +14428,7 @@
         </w:tc>
         <w:tc>
           <w:tcPr>
-            <w:tcW w:type="dxa" w:w="5133"/>
+            <w:tcW w:type="dxa" w:w="5195"/>
           </w:tcPr>
           <w:tcPr/>
           <w:p>
@@ -14559,7 +14475,7 @@
         </w:tc>
         <w:tc>
           <w:tcPr>
-            <w:tcW w:type="dxa" w:w="1445"/>
+            <w:tcW w:type="dxa" w:w="1383"/>
           </w:tcPr>
           <w:tcPr/>
           <w:p>
@@ -14599,7 +14515,7 @@
         </w:tc>
         <w:tc>
           <w:tcPr>
-            <w:tcW w:type="dxa" w:w="5133"/>
+            <w:tcW w:type="dxa" w:w="5195"/>
           </w:tcPr>
           <w:tcPr/>
           <w:p>
@@ -14628,7 +14544,7 @@
         </w:tc>
         <w:tc>
           <w:tcPr>
-            <w:tcW w:type="dxa" w:w="1445"/>
+            <w:tcW w:type="dxa" w:w="1383"/>
           </w:tcPr>
           <w:tcPr/>
           <w:p>
@@ -14668,7 +14584,7 @@
         </w:tc>
         <w:tc>
           <w:tcPr>
-            <w:tcW w:type="dxa" w:w="5133"/>
+            <w:tcW w:type="dxa" w:w="5195"/>
           </w:tcPr>
           <w:tcPr/>
           <w:p>
@@ -14677,13 +14593,22 @@
               <w:jc w:val="center"/>
             </w:pPr>
             <w:r>
-              <w:t xml:space="preserve">ρ=4×(54.94×2+58.69+69.72)/6.0221×1023×(5.907×10-8)3=7.68g </w:t>
+              <w:t xml:space="preserve">ρ = 4×(54.94×2+58.69+69.72) ÷ [6.0221×10²³ × (5.907×10⁻⁸)³] = 7.68 </w:t>
             </w:r>
             <w:r>
               <w:rPr>
                 <w:rFonts w:ascii="Times New Roman" w:hAnsi="Times New Roman" w:cs="Times New Roman" w:eastAsia="SimSun"/>
               </w:rPr>
-              <w:t xml:space="preserve">cm-32分</w:t>
+              <w:t xml:space="preserve">g·cm⁻³（2</w:t>
+            </w:r>
+            <w:r>
+              <w:t xml:space="preserve"> </w:t>
+            </w:r>
+            <w:r>
+              <w:rPr>
+                <w:rFonts w:ascii="Times New Roman" w:hAnsi="Times New Roman" w:cs="Times New Roman" w:eastAsia="SimSun"/>
+              </w:rPr>
+              <w:t xml:space="preserve">分）</w:t>
             </w:r>
           </w:p>
         </w:tc>
@@ -14700,7 +14625,7 @@
         </w:tc>
         <w:tc>
           <w:tcPr>
-            <w:tcW w:type="dxa" w:w="1445"/>
+            <w:tcW w:type="dxa" w:w="1383"/>
           </w:tcPr>
           <w:tcPr/>
           <w:p>
@@ -18130,40 +18055,6 @@
           <w:rFonts w:ascii="Times New Roman" w:hAnsi="Times New Roman" w:cs="Times New Roman" w:eastAsia="SimSun"/>
         </w:rPr>
         <w:t xml:space="preserve">分。必须有过程，才能得分，只是随意对应没有过程，正确了也不得分。</w:t>
-      </w:r>
-    </w:p>
-    <w:p>
-      <w:pPr>
-        <w:pStyle w:val="BlockText"/>
-        <w:spacing w:before="80" w:after="80" w:line="240" w:lineRule="auto"/>
-        <w:jc w:val="left"/>
-      </w:pPr>
-      <w:r>
-        <w:t xml:space="preserve">✅ </w:t>
-      </w:r>
-      <w:r>
-        <w:rPr>
-          <w:rFonts w:ascii="Times New Roman" w:hAnsi="Times New Roman" w:cs="Times New Roman" w:eastAsia="SimSun"/>
-        </w:rPr>
-        <w:t xml:space="preserve">答案由源《ZCHEM-GChO75参考答案与评分标准.md》第</w:t>
-      </w:r>
-      <w:r>
-        <w:t xml:space="preserve"> 5 </w:t>
-      </w:r>
-      <w:r>
-        <w:rPr>
-          <w:rFonts w:ascii="Times New Roman" w:hAnsi="Times New Roman" w:cs="Times New Roman" w:eastAsia="SimSun"/>
-        </w:rPr>
-        <w:t xml:space="preserve">题回收补录（回源核对</w:t>
-      </w:r>
-      <w:r>
-        <w:t xml:space="preserve"> </w:t>
-      </w:r>
-      <w:r>
-        <w:rPr>
-          <w:rFonts w:ascii="Times New Roman" w:hAnsi="Times New Roman" w:cs="Times New Roman" w:eastAsia="SimSun"/>
-        </w:rPr>
-        <w:t xml:space="preserve">2026-09-27）。</w:t>
       </w:r>
     </w:p>
     <w:bookmarkEnd w:id="61"/>
@@ -25584,7 +25475,28 @@
         <w:rPr>
           <w:rFonts w:ascii="Times New Roman" w:hAnsi="Times New Roman" w:cs="Times New Roman" w:eastAsia="SimSun"/>
         </w:rPr>
-        <w:t xml:space="preserve">光学带隙Eg=1.55eV,计算该材料可吸收光的最大波长。(已知普朗克常量h=6.626×10-34J·s,光速c=3.00×108m/s,1eV=1.602×10-19J)</w:t>
+        <w:t xml:space="preserve">光学带隙Eg=1.55eV,计算该材料可吸收光的最大波长。(已知普朗克常量</w:t>
+      </w:r>
+      <w:r>
+        <w:t xml:space="preserve"> h = 6.626×10⁻³⁴ </w:t>
+      </w:r>
+      <w:r>
+        <w:rPr>
+          <w:rFonts w:ascii="Times New Roman" w:hAnsi="Times New Roman" w:cs="Times New Roman" w:eastAsia="SimSun"/>
+        </w:rPr>
+        <w:t xml:space="preserve">J·s，光速</w:t>
+      </w:r>
+      <w:r>
+        <w:t xml:space="preserve"> c = 3.00×10⁸ </w:t>
+      </w:r>
+      <w:r>
+        <w:rPr>
+          <w:rFonts w:ascii="Times New Roman" w:hAnsi="Times New Roman" w:cs="Times New Roman" w:eastAsia="SimSun"/>
+        </w:rPr>
+        <w:t xml:space="preserve">m/s，1</w:t>
+      </w:r>
+      <w:r>
+        <w:t xml:space="preserve"> eV = 1.602×10⁻¹⁹ J)</w:t>
       </w:r>
     </w:p>
     <w:p>
@@ -25594,19 +25506,31 @@
         <w:ind w:firstLineChars="200" w:firstLine="420"/>
       </w:pPr>
       <w:r>
-        <w:rPr>
-          <w:rFonts w:ascii="Times New Roman" w:hAnsi="Times New Roman" w:cs="Times New Roman" w:eastAsia="SimSun"/>
-        </w:rPr>
-        <w:t xml:space="preserve">E=hν=hc/λ（2</w:t>
-      </w:r>
-      <w:r>
-        <w:t xml:space="preserve"> </w:t>
-      </w:r>
-      <w:r>
-        <w:rPr>
-          <w:rFonts w:ascii="Times New Roman" w:hAnsi="Times New Roman" w:cs="Times New Roman" w:eastAsia="SimSun"/>
-        </w:rPr>
-        <w:t xml:space="preserve">分）λ=hc/E=6.626×10-34×3.00×108/1.55×1.602×10-19=8.00×107m=800nm（2</w:t>
+        <w:t xml:space="preserve">E = hν = </w:t>
+      </w:r>
+      <w:r>
+        <w:rPr>
+          <w:rFonts w:ascii="Times New Roman" w:hAnsi="Times New Roman" w:cs="Times New Roman" w:eastAsia="SimSun"/>
+        </w:rPr>
+        <w:t xml:space="preserve">hc/λ（2</w:t>
+      </w:r>
+      <w:r>
+        <w:t xml:space="preserve"> </w:t>
+      </w:r>
+      <w:r>
+        <w:rPr>
+          <w:rFonts w:ascii="Times New Roman" w:hAnsi="Times New Roman" w:cs="Times New Roman" w:eastAsia="SimSun"/>
+        </w:rPr>
+        <w:t xml:space="preserve">分）λ</w:t>
+      </w:r>
+      <w:r>
+        <w:t xml:space="preserve"> = hc/E = 6.626×10⁻³⁴ × 3.00×10⁸ ÷ (1.55 × 1.602×10⁻¹⁹) = 8.00×10⁻⁷ m = 800 </w:t>
+      </w:r>
+      <w:r>
+        <w:rPr>
+          <w:rFonts w:ascii="Times New Roman" w:hAnsi="Times New Roman" w:cs="Times New Roman" w:eastAsia="SimSun"/>
+        </w:rPr>
+        <w:t xml:space="preserve">nm（2</w:t>
       </w:r>
       <w:r>
         <w:t xml:space="preserve"> </w:t>
@@ -26743,7 +26667,11 @@
           <w:p>
             <w:pPr>
               <w:pStyle w:val="Compact"/>
+              <w:jc w:val="center"/>
             </w:pPr>
+            <w:r>
+              <w:t xml:space="preserve">3</w:t>
+            </w:r>
           </w:p>
         </w:tc>
       </w:tr>
@@ -27392,16 +27320,6 @@
         <w:spacing w:before="0" w:after="0" w:line="276" w:lineRule="auto"/>
       </w:pPr>
       <w:r>
-        <w:rPr>
-          <w:b/>
-          <w:bCs/>
-        </w:rPr>
-        <w:t xml:space="preserve">7-1</w:t>
-      </w:r>
-      <w:r>
-        <w:t xml:space="preserve"> </w:t>
-      </w:r>
-      <w:r>
         <w:t xml:space="preserve">7-1 </w:t>
       </w:r>
       <w:r>
@@ -27600,16 +27518,6 @@
         <w:t xml:space="preserve"> </w:t>
       </w:r>
       <w:r>
-        <w:rPr>
-          <w:b/>
-          <w:bCs/>
-        </w:rPr>
-        <w:t xml:space="preserve">7-2-2</w:t>
-      </w:r>
-      <w:r>
-        <w:t xml:space="preserve"> </w:t>
-      </w:r>
-      <w:r>
         <w:t xml:space="preserve">7-2-2 </w:t>
       </w:r>
       <w:r>
@@ -27906,16 +27814,7 @@
         <w:rPr>
           <w:rFonts w:ascii="Times New Roman" w:hAnsi="Times New Roman" w:cs="Times New Roman" w:eastAsia="SimSun"/>
         </w:rPr>
-        <w:t xml:space="preserve">正前</w:t>
-      </w:r>
-      <w:r>
-        <w:t xml:space="preserve"> </w:t>
-      </w:r>
-      <w:r>
-        <w:rPr>
-          <w:rFonts w:ascii="Times New Roman" w:hAnsi="Times New Roman" w:cs="Times New Roman" w:eastAsia="SimSun"/>
-        </w:rPr>
-        <w:t xml:space="preserve">（2</w:t>
+        <w:t xml:space="preserve">正确（2</w:t>
       </w:r>
       <w:r>
         <w:t xml:space="preserve"> </w:t>
@@ -27930,16 +27829,6 @@
         <w:t xml:space="preserve"> </w:t>
       </w:r>
       <w:r>
-        <w:rPr>
-          <w:b/>
-          <w:bCs/>
-        </w:rPr>
-        <w:t xml:space="preserve">7-3-1</w:t>
-      </w:r>
-      <w:r>
-        <w:t xml:space="preserve"> </w:t>
-      </w:r>
-      <w:r>
         <w:t xml:space="preserve">7-3-1 </w:t>
       </w:r>
       <w:r>
@@ -27974,16 +27863,6 @@
           <w:rFonts w:ascii="Times New Roman" w:hAnsi="Times New Roman" w:cs="Times New Roman" w:eastAsia="SimSun"/>
         </w:rPr>
         <w:t xml:space="preserve">分），</w:t>
-      </w:r>
-      <w:r>
-        <w:t xml:space="preserve"> </w:t>
-      </w:r>
-      <w:r>
-        <w:rPr>
-          <w:b/>
-          <w:bCs/>
-        </w:rPr>
-        <w:t xml:space="preserve">7-3-2</w:t>
       </w:r>
       <w:r>
         <w:t xml:space="preserve"> </w:t>
@@ -28138,16 +28017,7 @@
         <w:rPr>
           <w:rFonts w:ascii="Times New Roman" w:hAnsi="Times New Roman" w:cs="Times New Roman" w:eastAsia="SimSun"/>
         </w:rPr>
-        <w:t xml:space="preserve">的密度提示:</w:t>
-      </w:r>
-      <w:r>
-        <w:t xml:space="preserve"> </w:t>
-      </w:r>
-      <w:r>
-        <w:rPr>
-          <w:rFonts w:ascii="Times New Roman" w:hAnsi="Times New Roman" w:cs="Times New Roman" w:eastAsia="SimSun"/>
-        </w:rPr>
-        <w:t xml:space="preserve">考虑不对称化学环境带来的畸变。</w:t>
+        <w:t xml:space="preserve">的密度。</w:t>
       </w:r>
       <w:r>
         <w:t xml:space="preserve"> </w:t>
@@ -29232,40 +29102,6 @@
           <w:bCs/>
         </w:rPr>
         <w:t xml:space="preserve">7-6</w:t>
-      </w:r>
-    </w:p>
-    <w:p>
-      <w:pPr>
-        <w:pStyle w:val="BlockText"/>
-        <w:spacing w:before="80" w:after="80" w:line="240" w:lineRule="auto"/>
-        <w:jc w:val="left"/>
-      </w:pPr>
-      <w:r>
-        <w:t xml:space="preserve">✅ </w:t>
-      </w:r>
-      <w:r>
-        <w:rPr>
-          <w:rFonts w:ascii="Times New Roman" w:hAnsi="Times New Roman" w:cs="Times New Roman" w:eastAsia="SimSun"/>
-        </w:rPr>
-        <w:t xml:space="preserve">答案由源《一式03答案.md》第</w:t>
-      </w:r>
-      <w:r>
-        <w:t xml:space="preserve"> 3 </w:t>
-      </w:r>
-      <w:r>
-        <w:rPr>
-          <w:rFonts w:ascii="Times New Roman" w:hAnsi="Times New Roman" w:cs="Times New Roman" w:eastAsia="SimSun"/>
-        </w:rPr>
-        <w:t xml:space="preserve">题回收补录（回源核对</w:t>
-      </w:r>
-      <w:r>
-        <w:t xml:space="preserve"> </w:t>
-      </w:r>
-      <w:r>
-        <w:rPr>
-          <w:rFonts w:ascii="Times New Roman" w:hAnsi="Times New Roman" w:cs="Times New Roman" w:eastAsia="SimSun"/>
-        </w:rPr>
-        <w:t xml:space="preserve">2026-09-27）。</w:t>
       </w:r>
     </w:p>
     <w:bookmarkEnd w:id="106"/>
@@ -33196,61 +33032,6 @@
         <w:t xml:space="preserve"> Y 29.94%。</w:t>
       </w:r>
     </w:p>
-    <w:p>
-      <w:pPr>
-        <w:pStyle w:val="BlockText"/>
-        <w:spacing w:before="80" w:after="80" w:line="240" w:lineRule="auto"/>
-        <w:jc w:val="left"/>
-      </w:pPr>
-      <w:r>
-        <w:t xml:space="preserve">⚠️</w:t>
-      </w:r>
-      <w:r>
-        <w:t xml:space="preserve"> </w:t>
-      </w:r>
-      <w:r>
-        <w:rPr>
-          <w:rFonts w:ascii="Times New Roman" w:hAnsi="Times New Roman" w:cs="Times New Roman" w:eastAsia="SimSun"/>
-          <w:b/>
-          <w:bCs/>
-        </w:rPr>
-        <w:t xml:space="preserve">题源为「参考答案」稿</w:t>
-      </w:r>
-      <w:r>
-        <w:rPr>
-          <w:rFonts w:ascii="Times New Roman" w:hAnsi="Times New Roman" w:cs="Times New Roman" w:eastAsia="SimSun"/>
-        </w:rPr>
-        <w:t xml:space="preserve">：本题的</w:t>
-      </w:r>
-      <w:r>
-        <w:rPr>
-          <w:rFonts w:ascii="Times New Roman" w:hAnsi="Times New Roman" w:cs="Times New Roman" w:eastAsia="SimSun"/>
-          <w:b/>
-          <w:bCs/>
-        </w:rPr>
-        <w:t xml:space="preserve">提示、条件、实验步骤</w:t>
-      </w:r>
-      <w:r>
-        <w:rPr>
-          <w:rFonts w:ascii="Times New Roman" w:hAnsi="Times New Roman" w:cs="Times New Roman" w:eastAsia="SimSun"/>
-        </w:rPr>
-        <w:t xml:space="preserve">等叙述性文字与解答在源稿中逐问交错排版，已按原序保留在下方「参考答案」段。</w:t>
-      </w:r>
-      <w:r>
-        <w:rPr>
-          <w:rFonts w:ascii="Times New Roman" w:hAnsi="Times New Roman" w:cs="Times New Roman" w:eastAsia="SimSun"/>
-          <w:b/>
-          <w:bCs/>
-        </w:rPr>
-        <w:t xml:space="preserve">读题时请连同该段一并查看</w:t>
-      </w:r>
-      <w:r>
-        <w:rPr>
-          <w:rFonts w:ascii="Times New Roman" w:hAnsi="Times New Roman" w:cs="Times New Roman" w:eastAsia="SimSun"/>
-        </w:rPr>
-        <w:t xml:space="preserve">（本段仅列小问与题面图）。</w:t>
-      </w:r>
-    </w:p>
     <w:bookmarkStart w:id="119" w:name="答案-8"/>
     <w:p>
       <w:pPr>
@@ -33261,36 +33042,6 @@
           <w:rFonts w:ascii="Times New Roman" w:hAnsi="Times New Roman" w:cs="Times New Roman" w:eastAsia="SimSun"/>
         </w:rPr>
         <w:t xml:space="preserve">答案</w:t>
-      </w:r>
-    </w:p>
-    <w:p>
-      <w:pPr>
-        <w:pStyle w:val="BlockText"/>
-        <w:spacing w:before="80" w:after="80" w:line="240" w:lineRule="auto"/>
-        <w:jc w:val="left"/>
-      </w:pPr>
-      <w:r>
-        <w:t xml:space="preserve">📌 </w:t>
-      </w:r>
-      <w:r>
-        <w:rPr>
-          <w:rFonts w:ascii="Times New Roman" w:hAnsi="Times New Roman" w:cs="Times New Roman" w:eastAsia="SimSun"/>
-        </w:rPr>
-        <w:t xml:space="preserve">本源为「参考答案」稿（题面与解答逐问交错）。本段按源稿原序保留，</w:t>
-      </w:r>
-      <w:r>
-        <w:rPr>
-          <w:rFonts w:ascii="Times New Roman" w:hAnsi="Times New Roman" w:cs="Times New Roman" w:eastAsia="SimSun"/>
-          <w:b/>
-          <w:bCs/>
-        </w:rPr>
-        <w:t xml:space="preserve">其中包含题面性质的叙述（提示／条件／实验步骤），并非全部为解答</w:t>
-      </w:r>
-      <w:r>
-        <w:rPr>
-          <w:rFonts w:ascii="Times New Roman" w:hAnsi="Times New Roman" w:cs="Times New Roman" w:eastAsia="SimSun"/>
-        </w:rPr>
-        <w:t xml:space="preserve">；请与前文「题目」段合并阅读。</w:t>
       </w:r>
     </w:p>
     <w:p>
@@ -34868,7 +34619,7 @@
                     <w:rPr>
                       <w:rFonts w:ascii="Times New Roman" w:hAnsi="Times New Roman" w:cs="Times New Roman" w:eastAsia="SimSun"/>
                     </w:rPr>
-                    <m:t>m</m:t>
+                    <m:t>c</m:t>
                   </m:r>
                   <m:r>
                     <m:rPr>
@@ -34877,16 +34628,7 @@
                     <w:rPr>
                       <w:rFonts w:ascii="Times New Roman" w:hAnsi="Times New Roman" w:cs="Times New Roman" w:eastAsia="SimSun"/>
                     </w:rPr>
-                    <m:t>o</m:t>
-                  </m:r>
-                  <m:r>
-                    <m:rPr>
-                      <m:sty m:val="p"/>
-                    </m:rPr>
-                    <w:rPr>
-                      <w:rFonts w:ascii="Times New Roman" w:hAnsi="Times New Roman" w:cs="Times New Roman" w:eastAsia="SimSun"/>
-                    </w:rPr>
-                    <m:t>l</m:t>
+                    <m:t>m</m:t>
                   </m:r>
                 </m:e>
                 <m:sup>
@@ -34903,7 +34645,7 @@
                     <w:rPr>
                       <w:rFonts w:ascii="Times New Roman" w:hAnsi="Times New Roman" w:cs="Times New Roman" w:eastAsia="SimSun"/>
                     </w:rPr>
-                    <m:t>1</m:t>
+                    <m:t>3</m:t>
                   </m:r>
                 </m:sup>
               </m:sSup>
@@ -34991,6 +34733,64 @@
           </m:eqArr>
         </m:oMath>
       </m:oMathPara>
+    </w:p>
+    <w:p>
+      <w:pPr>
+        <w:pStyle w:val="BlockText"/>
+        <w:spacing w:before="80" w:after="80" w:line="240" w:lineRule="auto"/>
+        <w:jc w:val="left"/>
+      </w:pPr>
+      <w:r>
+        <w:rPr>
+          <w:rFonts w:ascii="Times New Roman" w:hAnsi="Times New Roman" w:cs="Times New Roman" w:eastAsia="SimSun"/>
+        </w:rPr>
+        <w:t xml:space="preserve">校勘（2026-10-09）：</w:t>
+      </w:r>
+      <w:r>
+        <w:rPr>
+          <w:rStyle w:val="VerbatimChar"/>
+        </w:rPr>
+        <w:t xml:space="preserve">9-3-2</w:t>
+      </w:r>
+      <w:r>
+        <w:t xml:space="preserve"> </w:t>
+      </w:r>
+      <w:r>
+        <w:rPr>
+          <w:rFonts w:ascii="Times New Roman" w:hAnsi="Times New Roman" w:cs="Times New Roman" w:eastAsia="SimSun"/>
+        </w:rPr>
+        <w:t xml:space="preserve">密度的单位，源卷详解误作</w:t>
+      </w:r>
+      <w:r>
+        <w:t xml:space="preserve"> </w:t>
+      </w:r>
+      <w:r>
+        <w:rPr>
+          <w:rStyle w:val="VerbatimChar"/>
+        </w:rPr>
+        <w:t xml:space="preserve">g·mol⁻¹</w:t>
+      </w:r>
+      <w:r>
+        <w:rPr>
+          <w:rFonts w:ascii="Times New Roman" w:hAnsi="Times New Roman" w:cs="Times New Roman" w:eastAsia="SimSun"/>
+        </w:rPr>
+        <w:t xml:space="preserve">，已按密度单位订正为</w:t>
+      </w:r>
+      <w:r>
+        <w:t xml:space="preserve"> </w:t>
+      </w:r>
+      <w:r>
+        <w:rPr>
+          <w:rStyle w:val="VerbatimChar"/>
+        </w:rPr>
+        <w:t xml:space="preserve">g·cm⁻³</w:t>
+      </w:r>
+      <w:r>
+        <w:rPr>
+          <w:rFonts w:ascii="Times New Roman" w:hAnsi="Times New Roman" w:cs="Times New Roman" w:eastAsia="SimSun"/>
+        </w:rPr>
+        <w:t xml:space="preserve">（与本题盒式答案一致）。</w:t>
+      </w:r>
     </w:p>
     <w:p>
       <w:pPr>
@@ -36558,61 +36358,6 @@
         <w:t xml:space="preserve">两种元素的价态。</w:t>
       </w:r>
     </w:p>
-    <w:p>
-      <w:pPr>
-        <w:pStyle w:val="BlockText"/>
-        <w:spacing w:before="80" w:after="80" w:line="240" w:lineRule="auto"/>
-        <w:jc w:val="left"/>
-      </w:pPr>
-      <w:r>
-        <w:t xml:space="preserve">⚠️</w:t>
-      </w:r>
-      <w:r>
-        <w:t xml:space="preserve"> </w:t>
-      </w:r>
-      <w:r>
-        <w:rPr>
-          <w:rFonts w:ascii="Times New Roman" w:hAnsi="Times New Roman" w:cs="Times New Roman" w:eastAsia="SimSun"/>
-          <w:b/>
-          <w:bCs/>
-        </w:rPr>
-        <w:t xml:space="preserve">题源为「参考答案」稿</w:t>
-      </w:r>
-      <w:r>
-        <w:rPr>
-          <w:rFonts w:ascii="Times New Roman" w:hAnsi="Times New Roman" w:cs="Times New Roman" w:eastAsia="SimSun"/>
-        </w:rPr>
-        <w:t xml:space="preserve">：本题的</w:t>
-      </w:r>
-      <w:r>
-        <w:rPr>
-          <w:rFonts w:ascii="Times New Roman" w:hAnsi="Times New Roman" w:cs="Times New Roman" w:eastAsia="SimSun"/>
-          <w:b/>
-          <w:bCs/>
-        </w:rPr>
-        <w:t xml:space="preserve">提示、条件、实验步骤</w:t>
-      </w:r>
-      <w:r>
-        <w:rPr>
-          <w:rFonts w:ascii="Times New Roman" w:hAnsi="Times New Roman" w:cs="Times New Roman" w:eastAsia="SimSun"/>
-        </w:rPr>
-        <w:t xml:space="preserve">等叙述性文字与解答在源稿中逐问交错排版，已按原序保留在下方「参考答案」段。</w:t>
-      </w:r>
-      <w:r>
-        <w:rPr>
-          <w:rFonts w:ascii="Times New Roman" w:hAnsi="Times New Roman" w:cs="Times New Roman" w:eastAsia="SimSun"/>
-          <w:b/>
-          <w:bCs/>
-        </w:rPr>
-        <w:t xml:space="preserve">读题时请连同该段一并查看</w:t>
-      </w:r>
-      <w:r>
-        <w:rPr>
-          <w:rFonts w:ascii="Times New Roman" w:hAnsi="Times New Roman" w:cs="Times New Roman" w:eastAsia="SimSun"/>
-        </w:rPr>
-        <w:t xml:space="preserve">（本段仅列小问与题面图）。</w:t>
-      </w:r>
-    </w:p>
     <w:bookmarkStart w:id="133" w:name="答案-9"/>
     <w:p>
       <w:pPr>
@@ -36623,36 +36368,6 @@
           <w:rFonts w:ascii="Times New Roman" w:hAnsi="Times New Roman" w:cs="Times New Roman" w:eastAsia="SimSun"/>
         </w:rPr>
         <w:t xml:space="preserve">答案</w:t>
-      </w:r>
-    </w:p>
-    <w:p>
-      <w:pPr>
-        <w:pStyle w:val="BlockText"/>
-        <w:spacing w:before="80" w:after="80" w:line="240" w:lineRule="auto"/>
-        <w:jc w:val="left"/>
-      </w:pPr>
-      <w:r>
-        <w:t xml:space="preserve">📌 </w:t>
-      </w:r>
-      <w:r>
-        <w:rPr>
-          <w:rFonts w:ascii="Times New Roman" w:hAnsi="Times New Roman" w:cs="Times New Roman" w:eastAsia="SimSun"/>
-        </w:rPr>
-        <w:t xml:space="preserve">本源为「参考答案」稿（题面与解答逐问交错）。本段按源稿原序保留，</w:t>
-      </w:r>
-      <w:r>
-        <w:rPr>
-          <w:rFonts w:ascii="Times New Roman" w:hAnsi="Times New Roman" w:cs="Times New Roman" w:eastAsia="SimSun"/>
-          <w:b/>
-          <w:bCs/>
-        </w:rPr>
-        <w:t xml:space="preserve">其中包含题面性质的叙述（提示／条件／实验步骤），并非全部为解答</w:t>
-      </w:r>
-      <w:r>
-        <w:rPr>
-          <w:rFonts w:ascii="Times New Roman" w:hAnsi="Times New Roman" w:cs="Times New Roman" w:eastAsia="SimSun"/>
-        </w:rPr>
-        <w:t xml:space="preserve">；请与前文「题目」段合并阅读。</w:t>
       </w:r>
     </w:p>
     <w:p>

--- a/00-首页/题组Word/初赛模拟卷/真题版式/初赛模拟卷XV（非有机·答案与解析版·真题版式）.docx
+++ b/00-首页/题组Word/初赛模拟卷/真题版式/初赛模拟卷XV（非有机·答案与解析版·真题版式）.docx
@@ -1124,19 +1124,37 @@
         <w:t xml:space="preserve">很多</w:t>
       </w:r>
       <w:r>
-        <w:t xml:space="preserve"> ABC</w:t>
-      </w:r>
-      <w:r>
         <w:t xml:space="preserve"> </w:t>
       </w:r>
       <m:oMath>
         <m:sSub>
           <m:e>
             <m:r>
-              <w:rPr>
-                <w:rFonts w:ascii="Times New Roman" w:hAnsi="Times New Roman" w:cs="Times New Roman" w:eastAsia="SimSun"/>
-              </w:rPr>
-              <m:t xml:space="preserve"> </m:t>
+              <m:rPr>
+                <m:sty m:val="p"/>
+              </m:rPr>
+              <w:rPr>
+                <w:rFonts w:ascii="Times New Roman" w:hAnsi="Times New Roman" w:cs="Times New Roman" w:eastAsia="SimSun"/>
+              </w:rPr>
+              <m:t>A</m:t>
+            </m:r>
+            <m:r>
+              <m:rPr>
+                <m:sty m:val="p"/>
+              </m:rPr>
+              <w:rPr>
+                <w:rFonts w:ascii="Times New Roman" w:hAnsi="Times New Roman" w:cs="Times New Roman" w:eastAsia="SimSun"/>
+              </w:rPr>
+              <m:t>B</m:t>
+            </m:r>
+            <m:r>
+              <m:rPr>
+                <m:sty m:val="p"/>
+              </m:rPr>
+              <w:rPr>
+                <w:rFonts w:ascii="Times New Roman" w:hAnsi="Times New Roman" w:cs="Times New Roman" w:eastAsia="SimSun"/>
+              </w:rPr>
+              <m:t>C</m:t>
             </m:r>
           </m:e>
           <m:sub>
@@ -1168,19 +1186,64 @@
         <w:t xml:space="preserve">届国初短暂出现的</w:t>
       </w:r>
       <w:r>
-        <w:t xml:space="preserve"> CsAuCl</w:t>
-      </w:r>
-      <w:r>
         <w:t xml:space="preserve"> </w:t>
       </w:r>
       <m:oMath>
         <m:sSub>
           <m:e>
             <m:r>
-              <w:rPr>
-                <w:rFonts w:ascii="Times New Roman" w:hAnsi="Times New Roman" w:cs="Times New Roman" w:eastAsia="SimSun"/>
-              </w:rPr>
-              <m:t xml:space="preserve"> </m:t>
+              <m:rPr>
+                <m:sty m:val="p"/>
+              </m:rPr>
+              <w:rPr>
+                <w:rFonts w:ascii="Times New Roman" w:hAnsi="Times New Roman" w:cs="Times New Roman" w:eastAsia="SimSun"/>
+              </w:rPr>
+              <m:t>C</m:t>
+            </m:r>
+            <m:r>
+              <m:rPr>
+                <m:sty m:val="p"/>
+              </m:rPr>
+              <w:rPr>
+                <w:rFonts w:ascii="Times New Roman" w:hAnsi="Times New Roman" w:cs="Times New Roman" w:eastAsia="SimSun"/>
+              </w:rPr>
+              <m:t>s</m:t>
+            </m:r>
+            <m:r>
+              <m:rPr>
+                <m:sty m:val="p"/>
+              </m:rPr>
+              <w:rPr>
+                <w:rFonts w:ascii="Times New Roman" w:hAnsi="Times New Roman" w:cs="Times New Roman" w:eastAsia="SimSun"/>
+              </w:rPr>
+              <m:t>A</m:t>
+            </m:r>
+            <m:r>
+              <m:rPr>
+                <m:sty m:val="p"/>
+              </m:rPr>
+              <w:rPr>
+                <w:rFonts w:ascii="Times New Roman" w:hAnsi="Times New Roman" w:cs="Times New Roman" w:eastAsia="SimSun"/>
+              </w:rPr>
+              <m:t>u</m:t>
+            </m:r>
+            <m:r>
+              <m:rPr>
+                <m:sty m:val="p"/>
+              </m:rPr>
+              <w:rPr>
+                <w:rFonts w:ascii="Times New Roman" w:hAnsi="Times New Roman" w:cs="Times New Roman" w:eastAsia="SimSun"/>
+              </w:rPr>
+              <m:t>C</m:t>
+            </m:r>
+            <m:r>
+              <m:rPr>
+                <m:sty m:val="p"/>
+              </m:rPr>
+              <w:rPr>
+                <w:rFonts w:ascii="Times New Roman" w:hAnsi="Times New Roman" w:cs="Times New Roman" w:eastAsia="SimSun"/>
+              </w:rPr>
+              <m:t>l</m:t>
             </m:r>
           </m:e>
           <m:sub>
@@ -1827,11 +1890,223 @@
         <w:spacing w:before="0" w:after="0" w:line="276" w:lineRule="auto"/>
         <w:ind w:firstLineChars="200" w:firstLine="420"/>
       </w:pPr>
-      <w:r>
-        <w:rPr>
-          <w:rFonts w:ascii="Times New Roman" w:hAnsi="Times New Roman" w:cs="Times New Roman" w:eastAsia="SimSun"/>
-        </w:rPr>
-        <w:t xml:space="preserve">Cs2[Au1Cl2][AuIIICl4]（2</w:t>
+      <m:oMath>
+        <m:sSub>
+          <m:e>
+            <m:r>
+              <m:rPr>
+                <m:sty m:val="p"/>
+              </m:rPr>
+              <w:rPr>
+                <w:rFonts w:ascii="Times New Roman" w:hAnsi="Times New Roman" w:cs="Times New Roman" w:eastAsia="SimSun"/>
+              </w:rPr>
+              <m:t>C</m:t>
+            </m:r>
+            <m:r>
+              <m:rPr>
+                <m:sty m:val="p"/>
+              </m:rPr>
+              <w:rPr>
+                <w:rFonts w:ascii="Times New Roman" w:hAnsi="Times New Roman" w:cs="Times New Roman" w:eastAsia="SimSun"/>
+              </w:rPr>
+              <m:t>s</m:t>
+            </m:r>
+          </m:e>
+          <m:sub>
+            <m:r>
+              <w:rPr>
+                <w:rFonts w:ascii="Times New Roman" w:hAnsi="Times New Roman" w:cs="Times New Roman" w:eastAsia="SimSun"/>
+              </w:rPr>
+              <m:t>2</m:t>
+            </m:r>
+          </m:sub>
+        </m:sSub>
+        <m:r>
+          <m:rPr>
+            <m:sty m:val="p"/>
+          </m:rPr>
+          <w:rPr>
+            <w:rFonts w:ascii="Times New Roman" w:hAnsi="Times New Roman" w:cs="Times New Roman" w:eastAsia="SimSun"/>
+          </w:rPr>
+          <m:t>[</m:t>
+        </m:r>
+        <m:sSup>
+          <m:e>
+            <m:r>
+              <m:rPr>
+                <m:sty m:val="p"/>
+              </m:rPr>
+              <w:rPr>
+                <w:rFonts w:ascii="Times New Roman" w:hAnsi="Times New Roman" w:cs="Times New Roman" w:eastAsia="SimSun"/>
+              </w:rPr>
+              <m:t>A</m:t>
+            </m:r>
+            <m:r>
+              <m:rPr>
+                <m:sty m:val="p"/>
+              </m:rPr>
+              <w:rPr>
+                <w:rFonts w:ascii="Times New Roman" w:hAnsi="Times New Roman" w:cs="Times New Roman" w:eastAsia="SimSun"/>
+              </w:rPr>
+              <m:t>u</m:t>
+            </m:r>
+          </m:e>
+          <m:sup>
+            <m:r>
+              <m:rPr>
+                <m:sty m:val="p"/>
+              </m:rPr>
+              <w:rPr>
+                <w:rFonts w:ascii="Times New Roman" w:hAnsi="Times New Roman" w:cs="Times New Roman" w:eastAsia="SimSun"/>
+              </w:rPr>
+              <m:t>I</m:t>
+            </m:r>
+          </m:sup>
+        </m:sSup>
+        <m:sSub>
+          <m:e>
+            <m:r>
+              <m:rPr>
+                <m:sty m:val="p"/>
+              </m:rPr>
+              <w:rPr>
+                <w:rFonts w:ascii="Times New Roman" w:hAnsi="Times New Roman" w:cs="Times New Roman" w:eastAsia="SimSun"/>
+              </w:rPr>
+              <m:t>C</m:t>
+            </m:r>
+            <m:r>
+              <m:rPr>
+                <m:sty m:val="p"/>
+              </m:rPr>
+              <w:rPr>
+                <w:rFonts w:ascii="Times New Roman" w:hAnsi="Times New Roman" w:cs="Times New Roman" w:eastAsia="SimSun"/>
+              </w:rPr>
+              <m:t>l</m:t>
+            </m:r>
+          </m:e>
+          <m:sub>
+            <m:r>
+              <w:rPr>
+                <w:rFonts w:ascii="Times New Roman" w:hAnsi="Times New Roman" w:cs="Times New Roman" w:eastAsia="SimSun"/>
+              </w:rPr>
+              <m:t>2</m:t>
+            </m:r>
+          </m:sub>
+        </m:sSub>
+        <m:r>
+          <m:rPr>
+            <m:sty m:val="p"/>
+          </m:rPr>
+          <w:rPr>
+            <w:rFonts w:ascii="Times New Roman" w:hAnsi="Times New Roman" w:cs="Times New Roman" w:eastAsia="SimSun"/>
+          </w:rPr>
+          <m:t>]</m:t>
+        </m:r>
+        <m:r>
+          <m:rPr>
+            <m:sty m:val="p"/>
+          </m:rPr>
+          <w:rPr>
+            <w:rFonts w:ascii="Times New Roman" w:hAnsi="Times New Roman" w:cs="Times New Roman" w:eastAsia="SimSun"/>
+          </w:rPr>
+          <m:t>[</m:t>
+        </m:r>
+        <m:sSup>
+          <m:e>
+            <m:r>
+              <m:rPr>
+                <m:sty m:val="p"/>
+              </m:rPr>
+              <w:rPr>
+                <w:rFonts w:ascii="Times New Roman" w:hAnsi="Times New Roman" w:cs="Times New Roman" w:eastAsia="SimSun"/>
+              </w:rPr>
+              <m:t>A</m:t>
+            </m:r>
+            <m:r>
+              <m:rPr>
+                <m:sty m:val="p"/>
+              </m:rPr>
+              <w:rPr>
+                <w:rFonts w:ascii="Times New Roman" w:hAnsi="Times New Roman" w:cs="Times New Roman" w:eastAsia="SimSun"/>
+              </w:rPr>
+              <m:t>u</m:t>
+            </m:r>
+          </m:e>
+          <m:sup>
+            <m:r>
+              <m:rPr>
+                <m:sty m:val="p"/>
+              </m:rPr>
+              <w:rPr>
+                <w:rFonts w:ascii="Times New Roman" w:hAnsi="Times New Roman" w:cs="Times New Roman" w:eastAsia="SimSun"/>
+              </w:rPr>
+              <m:t>I</m:t>
+            </m:r>
+            <m:r>
+              <m:rPr>
+                <m:sty m:val="p"/>
+              </m:rPr>
+              <w:rPr>
+                <w:rFonts w:ascii="Times New Roman" w:hAnsi="Times New Roman" w:cs="Times New Roman" w:eastAsia="SimSun"/>
+              </w:rPr>
+              <m:t>I</m:t>
+            </m:r>
+            <m:r>
+              <m:rPr>
+                <m:sty m:val="p"/>
+              </m:rPr>
+              <w:rPr>
+                <w:rFonts w:ascii="Times New Roman" w:hAnsi="Times New Roman" w:cs="Times New Roman" w:eastAsia="SimSun"/>
+              </w:rPr>
+              <m:t>I</m:t>
+            </m:r>
+          </m:sup>
+        </m:sSup>
+        <m:sSub>
+          <m:e>
+            <m:r>
+              <m:rPr>
+                <m:sty m:val="p"/>
+              </m:rPr>
+              <w:rPr>
+                <w:rFonts w:ascii="Times New Roman" w:hAnsi="Times New Roman" w:cs="Times New Roman" w:eastAsia="SimSun"/>
+              </w:rPr>
+              <m:t>C</m:t>
+            </m:r>
+            <m:r>
+              <m:rPr>
+                <m:sty m:val="p"/>
+              </m:rPr>
+              <w:rPr>
+                <w:rFonts w:ascii="Times New Roman" w:hAnsi="Times New Roman" w:cs="Times New Roman" w:eastAsia="SimSun"/>
+              </w:rPr>
+              <m:t>l</m:t>
+            </m:r>
+          </m:e>
+          <m:sub>
+            <m:r>
+              <w:rPr>
+                <w:rFonts w:ascii="Times New Roman" w:hAnsi="Times New Roman" w:cs="Times New Roman" w:eastAsia="SimSun"/>
+              </w:rPr>
+              <m:t>4</m:t>
+            </m:r>
+          </m:sub>
+        </m:sSub>
+        <m:r>
+          <m:rPr>
+            <m:sty m:val="p"/>
+          </m:rPr>
+          <w:rPr>
+            <w:rFonts w:ascii="Times New Roman" w:hAnsi="Times New Roman" w:cs="Times New Roman" w:eastAsia="SimSun"/>
+          </w:rPr>
+          <m:t>]</m:t>
+        </m:r>
+      </m:oMath>
+      <w:r>
+        <w:rPr>
+          <w:rFonts w:ascii="Times New Roman" w:hAnsi="Times New Roman" w:cs="Times New Roman" w:eastAsia="SimSun"/>
+        </w:rPr>
+        <w:t xml:space="preserve">（2</w:t>
       </w:r>
       <w:r>
         <w:t xml:space="preserve"> </w:t>
@@ -2565,19 +2840,37 @@
         <w:rPr>
           <w:rFonts w:ascii="Times New Roman" w:hAnsi="Times New Roman" w:cs="Times New Roman" w:eastAsia="SimSun"/>
         </w:rPr>
-        <w:t xml:space="preserve">=K,Rb时,形成的CrF</w:t>
-      </w:r>
-      <w:r>
-        <w:t xml:space="preserve"> </w:t>
+        <w:t xml:space="preserve">=K,Rb时,形成的</w:t>
       </w:r>
       <m:oMath>
         <m:sSub>
           <m:e>
             <m:r>
-              <w:rPr>
-                <w:rFonts w:ascii="Times New Roman" w:hAnsi="Times New Roman" w:cs="Times New Roman" w:eastAsia="SimSun"/>
-              </w:rPr>
-              <m:t xml:space="preserve"> </m:t>
+              <m:rPr>
+                <m:sty m:val="p"/>
+              </m:rPr>
+              <w:rPr>
+                <w:rFonts w:ascii="Times New Roman" w:hAnsi="Times New Roman" w:cs="Times New Roman" w:eastAsia="SimSun"/>
+              </w:rPr>
+              <m:t>C</m:t>
+            </m:r>
+            <m:r>
+              <m:rPr>
+                <m:sty m:val="p"/>
+              </m:rPr>
+              <w:rPr>
+                <w:rFonts w:ascii="Times New Roman" w:hAnsi="Times New Roman" w:cs="Times New Roman" w:eastAsia="SimSun"/>
+              </w:rPr>
+              <m:t>r</m:t>
+            </m:r>
+            <m:r>
+              <m:rPr>
+                <m:sty m:val="p"/>
+              </m:rPr>
+              <w:rPr>
+                <w:rFonts w:ascii="Times New Roman" w:hAnsi="Times New Roman" w:cs="Times New Roman" w:eastAsia="SimSun"/>
+              </w:rPr>
+              <m:t>F</m:t>
             </m:r>
           </m:e>
           <m:sub>
@@ -2597,19 +2890,46 @@
         <w:rPr>
           <w:rFonts w:ascii="Times New Roman" w:hAnsi="Times New Roman" w:cs="Times New Roman" w:eastAsia="SimSun"/>
         </w:rPr>
-        <w:t xml:space="preserve">八面体的各键角虽然相对于理想的钙钛矿结构仍保持90°不变,但是其中的Cr-F键分为了3种不同的键长;其长度由长到短在此分别记为l、m、s。下左图和下右图分别示出了KCrF</w:t>
-      </w:r>
-      <w:r>
-        <w:t xml:space="preserve"> </w:t>
+        <w:t xml:space="preserve">八面体的各键角虽然相对于理想的钙钛矿结构仍保持90°不变,但是其中的Cr-F键分为了3种不同的键长;其长度由长到短在此分别记为l、m、s。下左图和下右图分别示出了</w:t>
       </w:r>
       <m:oMath>
         <m:sSub>
           <m:e>
             <m:r>
-              <w:rPr>
-                <w:rFonts w:ascii="Times New Roman" w:hAnsi="Times New Roman" w:cs="Times New Roman" w:eastAsia="SimSun"/>
-              </w:rPr>
-              <m:t xml:space="preserve"> </m:t>
+              <m:rPr>
+                <m:sty m:val="p"/>
+              </m:rPr>
+              <w:rPr>
+                <w:rFonts w:ascii="Times New Roman" w:hAnsi="Times New Roman" w:cs="Times New Roman" w:eastAsia="SimSun"/>
+              </w:rPr>
+              <m:t>K</m:t>
+            </m:r>
+            <m:r>
+              <m:rPr>
+                <m:sty m:val="p"/>
+              </m:rPr>
+              <w:rPr>
+                <w:rFonts w:ascii="Times New Roman" w:hAnsi="Times New Roman" w:cs="Times New Roman" w:eastAsia="SimSun"/>
+              </w:rPr>
+              <m:t>C</m:t>
+            </m:r>
+            <m:r>
+              <m:rPr>
+                <m:sty m:val="p"/>
+              </m:rPr>
+              <w:rPr>
+                <w:rFonts w:ascii="Times New Roman" w:hAnsi="Times New Roman" w:cs="Times New Roman" w:eastAsia="SimSun"/>
+              </w:rPr>
+              <m:t>r</m:t>
+            </m:r>
+            <m:r>
+              <m:rPr>
+                <m:sty m:val="p"/>
+              </m:rPr>
+              <w:rPr>
+                <w:rFonts w:ascii="Times New Roman" w:hAnsi="Times New Roman" w:cs="Times New Roman" w:eastAsia="SimSun"/>
+              </w:rPr>
+              <m:t>F</m:t>
             </m:r>
           </m:e>
           <m:sub>
@@ -2629,19 +2949,55 @@
         <w:rPr>
           <w:rFonts w:ascii="Times New Roman" w:hAnsi="Times New Roman" w:cs="Times New Roman" w:eastAsia="SimSun"/>
         </w:rPr>
-        <w:t xml:space="preserve">和RbCrF</w:t>
-      </w:r>
-      <w:r>
-        <w:t xml:space="preserve"> </w:t>
+        <w:t xml:space="preserve">和</w:t>
       </w:r>
       <m:oMath>
         <m:sSub>
           <m:e>
             <m:r>
-              <w:rPr>
-                <w:rFonts w:ascii="Times New Roman" w:hAnsi="Times New Roman" w:cs="Times New Roman" w:eastAsia="SimSun"/>
-              </w:rPr>
-              <m:t xml:space="preserve"> </m:t>
+              <m:rPr>
+                <m:sty m:val="p"/>
+              </m:rPr>
+              <w:rPr>
+                <w:rFonts w:ascii="Times New Roman" w:hAnsi="Times New Roman" w:cs="Times New Roman" w:eastAsia="SimSun"/>
+              </w:rPr>
+              <m:t>R</m:t>
+            </m:r>
+            <m:r>
+              <m:rPr>
+                <m:sty m:val="p"/>
+              </m:rPr>
+              <w:rPr>
+                <w:rFonts w:ascii="Times New Roman" w:hAnsi="Times New Roman" w:cs="Times New Roman" w:eastAsia="SimSun"/>
+              </w:rPr>
+              <m:t>b</m:t>
+            </m:r>
+            <m:r>
+              <m:rPr>
+                <m:sty m:val="p"/>
+              </m:rPr>
+              <w:rPr>
+                <w:rFonts w:ascii="Times New Roman" w:hAnsi="Times New Roman" w:cs="Times New Roman" w:eastAsia="SimSun"/>
+              </w:rPr>
+              <m:t>C</m:t>
+            </m:r>
+            <m:r>
+              <m:rPr>
+                <m:sty m:val="p"/>
+              </m:rPr>
+              <w:rPr>
+                <w:rFonts w:ascii="Times New Roman" w:hAnsi="Times New Roman" w:cs="Times New Roman" w:eastAsia="SimSun"/>
+              </w:rPr>
+              <m:t>r</m:t>
+            </m:r>
+            <m:r>
+              <m:rPr>
+                <m:sty m:val="p"/>
+              </m:rPr>
+              <w:rPr>
+                <w:rFonts w:ascii="Times New Roman" w:hAnsi="Times New Roman" w:cs="Times New Roman" w:eastAsia="SimSun"/>
+              </w:rPr>
+              <m:t>F</m:t>
             </m:r>
           </m:e>
           <m:sub>
@@ -2661,19 +3017,37 @@
         <w:rPr>
           <w:rFonts w:ascii="Times New Roman" w:hAnsi="Times New Roman" w:cs="Times New Roman" w:eastAsia="SimSun"/>
         </w:rPr>
-        <w:t xml:space="preserve">的晶体结构沿各方向的投影图,其中大球为K或Rb,八面体为[CrF</w:t>
-      </w:r>
-      <w:r>
-        <w:t xml:space="preserve"> </w:t>
+        <w:t xml:space="preserve">的晶体结构沿各方向的投影图,其中大球为K或Rb,八面体为[</w:t>
       </w:r>
       <m:oMath>
         <m:sSub>
           <m:e>
             <m:r>
-              <w:rPr>
-                <w:rFonts w:ascii="Times New Roman" w:hAnsi="Times New Roman" w:cs="Times New Roman" w:eastAsia="SimSun"/>
-              </w:rPr>
-              <m:t xml:space="preserve"> </m:t>
+              <m:rPr>
+                <m:sty m:val="p"/>
+              </m:rPr>
+              <w:rPr>
+                <w:rFonts w:ascii="Times New Roman" w:hAnsi="Times New Roman" w:cs="Times New Roman" w:eastAsia="SimSun"/>
+              </w:rPr>
+              <m:t>C</m:t>
+            </m:r>
+            <m:r>
+              <m:rPr>
+                <m:sty m:val="p"/>
+              </m:rPr>
+              <w:rPr>
+                <w:rFonts w:ascii="Times New Roman" w:hAnsi="Times New Roman" w:cs="Times New Roman" w:eastAsia="SimSun"/>
+              </w:rPr>
+              <m:t>r</m:t>
+            </m:r>
+            <m:r>
+              <m:rPr>
+                <m:sty m:val="p"/>
+              </m:rPr>
+              <w:rPr>
+                <w:rFonts w:ascii="Times New Roman" w:hAnsi="Times New Roman" w:cs="Times New Roman" w:eastAsia="SimSun"/>
+              </w:rPr>
+              <m:t>F</m:t>
             </m:r>
           </m:e>
           <m:sub>
@@ -2693,19 +3067,55 @@
         <w:rPr>
           <w:rFonts w:ascii="Times New Roman" w:hAnsi="Times New Roman" w:cs="Times New Roman" w:eastAsia="SimSun"/>
         </w:rPr>
-        <w:t xml:space="preserve">];所有八面体的形状、大小完全相同,不同深浅颜色的八面体代表了八面体排布的不同取向。对于RbCrF</w:t>
-      </w:r>
-      <w:r>
-        <w:t xml:space="preserve"> </w:t>
+        <w:t xml:space="preserve">];所有八面体的形状、大小完全相同,不同深浅颜色的八面体代表了八面体排布的不同取向。对于</w:t>
       </w:r>
       <m:oMath>
         <m:sSub>
           <m:e>
             <m:r>
-              <w:rPr>
-                <w:rFonts w:ascii="Times New Roman" w:hAnsi="Times New Roman" w:cs="Times New Roman" w:eastAsia="SimSun"/>
-              </w:rPr>
-              <m:t xml:space="preserve"> </m:t>
+              <m:rPr>
+                <m:sty m:val="p"/>
+              </m:rPr>
+              <w:rPr>
+                <w:rFonts w:ascii="Times New Roman" w:hAnsi="Times New Roman" w:cs="Times New Roman" w:eastAsia="SimSun"/>
+              </w:rPr>
+              <m:t>R</m:t>
+            </m:r>
+            <m:r>
+              <m:rPr>
+                <m:sty m:val="p"/>
+              </m:rPr>
+              <w:rPr>
+                <w:rFonts w:ascii="Times New Roman" w:hAnsi="Times New Roman" w:cs="Times New Roman" w:eastAsia="SimSun"/>
+              </w:rPr>
+              <m:t>b</m:t>
+            </m:r>
+            <m:r>
+              <m:rPr>
+                <m:sty m:val="p"/>
+              </m:rPr>
+              <w:rPr>
+                <w:rFonts w:ascii="Times New Roman" w:hAnsi="Times New Roman" w:cs="Times New Roman" w:eastAsia="SimSun"/>
+              </w:rPr>
+              <m:t>C</m:t>
+            </m:r>
+            <m:r>
+              <m:rPr>
+                <m:sty m:val="p"/>
+              </m:rPr>
+              <w:rPr>
+                <w:rFonts w:ascii="Times New Roman" w:hAnsi="Times New Roman" w:cs="Times New Roman" w:eastAsia="SimSun"/>
+              </w:rPr>
+              <m:t>r</m:t>
+            </m:r>
+            <m:r>
+              <m:rPr>
+                <m:sty m:val="p"/>
+              </m:rPr>
+              <w:rPr>
+                <w:rFonts w:ascii="Times New Roman" w:hAnsi="Times New Roman" w:cs="Times New Roman" w:eastAsia="SimSun"/>
+              </w:rPr>
+              <m:t>F</m:t>
             </m:r>
           </m:e>
           <m:sub>
@@ -6019,34 +6429,155 @@
         <w:rPr>
           <w:rFonts w:ascii="Times New Roman" w:hAnsi="Times New Roman" w:cs="Times New Roman" w:eastAsia="SimSun"/>
         </w:rPr>
-        <w:t xml:space="preserve">分）KCrF3:体心四方点阵（1</w:t>
-      </w:r>
-      <w:r>
-        <w:t xml:space="preserve"> </w:t>
-      </w:r>
-      <w:r>
-        <w:rPr>
-          <w:rFonts w:ascii="Times New Roman" w:hAnsi="Times New Roman" w:cs="Times New Roman" w:eastAsia="SimSun"/>
-        </w:rPr>
-        <w:t xml:space="preserve">分）,四方晶系（1</w:t>
-      </w:r>
-      <w:r>
-        <w:t xml:space="preserve"> </w:t>
-      </w:r>
-      <w:r>
-        <w:rPr>
-          <w:rFonts w:ascii="Times New Roman" w:hAnsi="Times New Roman" w:cs="Times New Roman" w:eastAsia="SimSun"/>
-        </w:rPr>
-        <w:t xml:space="preserve">分）RbCrF3:简单四方点阵（1</w:t>
-      </w:r>
-      <w:r>
-        <w:t xml:space="preserve"> </w:t>
-      </w:r>
-      <w:r>
-        <w:rPr>
-          <w:rFonts w:ascii="Times New Roman" w:hAnsi="Times New Roman" w:cs="Times New Roman" w:eastAsia="SimSun"/>
-        </w:rPr>
-        <w:t xml:space="preserve">分）,四方晶系（1</w:t>
+        <w:t xml:space="preserve">分）</w:t>
+      </w:r>
+      <m:oMath>
+        <m:sSub>
+          <m:e>
+            <m:r>
+              <m:rPr>
+                <m:sty m:val="p"/>
+              </m:rPr>
+              <w:rPr>
+                <w:rFonts w:ascii="Times New Roman" w:hAnsi="Times New Roman" w:cs="Times New Roman" w:eastAsia="SimSun"/>
+              </w:rPr>
+              <m:t>K</m:t>
+            </m:r>
+            <m:r>
+              <m:rPr>
+                <m:sty m:val="p"/>
+              </m:rPr>
+              <w:rPr>
+                <w:rFonts w:ascii="Times New Roman" w:hAnsi="Times New Roman" w:cs="Times New Roman" w:eastAsia="SimSun"/>
+              </w:rPr>
+              <m:t>C</m:t>
+            </m:r>
+            <m:r>
+              <m:rPr>
+                <m:sty m:val="p"/>
+              </m:rPr>
+              <w:rPr>
+                <w:rFonts w:ascii="Times New Roman" w:hAnsi="Times New Roman" w:cs="Times New Roman" w:eastAsia="SimSun"/>
+              </w:rPr>
+              <m:t>r</m:t>
+            </m:r>
+            <m:r>
+              <m:rPr>
+                <m:sty m:val="p"/>
+              </m:rPr>
+              <w:rPr>
+                <w:rFonts w:ascii="Times New Roman" w:hAnsi="Times New Roman" w:cs="Times New Roman" w:eastAsia="SimSun"/>
+              </w:rPr>
+              <m:t>F</m:t>
+            </m:r>
+          </m:e>
+          <m:sub>
+            <m:r>
+              <w:rPr>
+                <w:rFonts w:ascii="Times New Roman" w:hAnsi="Times New Roman" w:cs="Times New Roman" w:eastAsia="SimSun"/>
+              </w:rPr>
+              <m:t>3</m:t>
+            </m:r>
+          </m:sub>
+        </m:sSub>
+      </m:oMath>
+      <w:r>
+        <w:rPr>
+          <w:rFonts w:ascii="Times New Roman" w:hAnsi="Times New Roman" w:cs="Times New Roman" w:eastAsia="SimSun"/>
+        </w:rPr>
+        <w:t xml:space="preserve">：体心四方点阵（1</w:t>
+      </w:r>
+      <w:r>
+        <w:t xml:space="preserve"> </w:t>
+      </w:r>
+      <w:r>
+        <w:rPr>
+          <w:rFonts w:ascii="Times New Roman" w:hAnsi="Times New Roman" w:cs="Times New Roman" w:eastAsia="SimSun"/>
+        </w:rPr>
+        <w:t xml:space="preserve">分），四方晶系（1</w:t>
+      </w:r>
+      <w:r>
+        <w:t xml:space="preserve"> </w:t>
+      </w:r>
+      <w:r>
+        <w:rPr>
+          <w:rFonts w:ascii="Times New Roman" w:hAnsi="Times New Roman" w:cs="Times New Roman" w:eastAsia="SimSun"/>
+        </w:rPr>
+        <w:t xml:space="preserve">分）；</w:t>
+      </w:r>
+      <m:oMath>
+        <m:sSub>
+          <m:e>
+            <m:r>
+              <m:rPr>
+                <m:sty m:val="p"/>
+              </m:rPr>
+              <w:rPr>
+                <w:rFonts w:ascii="Times New Roman" w:hAnsi="Times New Roman" w:cs="Times New Roman" w:eastAsia="SimSun"/>
+              </w:rPr>
+              <m:t>R</m:t>
+            </m:r>
+            <m:r>
+              <m:rPr>
+                <m:sty m:val="p"/>
+              </m:rPr>
+              <w:rPr>
+                <w:rFonts w:ascii="Times New Roman" w:hAnsi="Times New Roman" w:cs="Times New Roman" w:eastAsia="SimSun"/>
+              </w:rPr>
+              <m:t>b</m:t>
+            </m:r>
+            <m:r>
+              <m:rPr>
+                <m:sty m:val="p"/>
+              </m:rPr>
+              <w:rPr>
+                <w:rFonts w:ascii="Times New Roman" w:hAnsi="Times New Roman" w:cs="Times New Roman" w:eastAsia="SimSun"/>
+              </w:rPr>
+              <m:t>C</m:t>
+            </m:r>
+            <m:r>
+              <m:rPr>
+                <m:sty m:val="p"/>
+              </m:rPr>
+              <w:rPr>
+                <w:rFonts w:ascii="Times New Roman" w:hAnsi="Times New Roman" w:cs="Times New Roman" w:eastAsia="SimSun"/>
+              </w:rPr>
+              <m:t>r</m:t>
+            </m:r>
+            <m:r>
+              <m:rPr>
+                <m:sty m:val="p"/>
+              </m:rPr>
+              <w:rPr>
+                <w:rFonts w:ascii="Times New Roman" w:hAnsi="Times New Roman" w:cs="Times New Roman" w:eastAsia="SimSun"/>
+              </w:rPr>
+              <m:t>F</m:t>
+            </m:r>
+          </m:e>
+          <m:sub>
+            <m:r>
+              <w:rPr>
+                <w:rFonts w:ascii="Times New Roman" w:hAnsi="Times New Roman" w:cs="Times New Roman" w:eastAsia="SimSun"/>
+              </w:rPr>
+              <m:t>3</m:t>
+            </m:r>
+          </m:sub>
+        </m:sSub>
+      </m:oMath>
+      <w:r>
+        <w:rPr>
+          <w:rFonts w:ascii="Times New Roman" w:hAnsi="Times New Roman" w:cs="Times New Roman" w:eastAsia="SimSun"/>
+        </w:rPr>
+        <w:t xml:space="preserve">：简单四方点阵（1</w:t>
+      </w:r>
+      <w:r>
+        <w:t xml:space="preserve"> </w:t>
+      </w:r>
+      <w:r>
+        <w:rPr>
+          <w:rFonts w:ascii="Times New Roman" w:hAnsi="Times New Roman" w:cs="Times New Roman" w:eastAsia="SimSun"/>
+        </w:rPr>
+        <w:t xml:space="preserve">分），四方晶系（1</w:t>
       </w:r>
       <w:r>
         <w:t xml:space="preserve"> </w:t>
@@ -7262,7 +7793,78 @@
         <w:rPr>
           <w:rFonts w:ascii="Times New Roman" w:hAnsi="Times New Roman" w:cs="Times New Roman" w:eastAsia="SimSun"/>
         </w:rPr>
-        <w:t xml:space="preserve">虽然NaCrF3也是钙钛矿结构,但是它是三斜晶系,</w:t>
+        <w:t xml:space="preserve">虽然</w:t>
+      </w:r>
+      <w:r>
+        <w:t xml:space="preserve"> </w:t>
+      </w:r>
+      <m:oMath>
+        <m:sSub>
+          <m:e>
+            <m:r>
+              <m:rPr>
+                <m:sty m:val="p"/>
+              </m:rPr>
+              <w:rPr>
+                <w:rFonts w:ascii="Times New Roman" w:hAnsi="Times New Roman" w:cs="Times New Roman" w:eastAsia="SimSun"/>
+              </w:rPr>
+              <m:t>N</m:t>
+            </m:r>
+            <m:r>
+              <m:rPr>
+                <m:sty m:val="p"/>
+              </m:rPr>
+              <w:rPr>
+                <w:rFonts w:ascii="Times New Roman" w:hAnsi="Times New Roman" w:cs="Times New Roman" w:eastAsia="SimSun"/>
+              </w:rPr>
+              <m:t>a</m:t>
+            </m:r>
+            <m:r>
+              <m:rPr>
+                <m:sty m:val="p"/>
+              </m:rPr>
+              <w:rPr>
+                <w:rFonts w:ascii="Times New Roman" w:hAnsi="Times New Roman" w:cs="Times New Roman" w:eastAsia="SimSun"/>
+              </w:rPr>
+              <m:t>C</m:t>
+            </m:r>
+            <m:r>
+              <m:rPr>
+                <m:sty m:val="p"/>
+              </m:rPr>
+              <w:rPr>
+                <w:rFonts w:ascii="Times New Roman" w:hAnsi="Times New Roman" w:cs="Times New Roman" w:eastAsia="SimSun"/>
+              </w:rPr>
+              <m:t>r</m:t>
+            </m:r>
+            <m:r>
+              <m:rPr>
+                <m:sty m:val="p"/>
+              </m:rPr>
+              <w:rPr>
+                <w:rFonts w:ascii="Times New Roman" w:hAnsi="Times New Roman" w:cs="Times New Roman" w:eastAsia="SimSun"/>
+              </w:rPr>
+              <m:t>F</m:t>
+            </m:r>
+          </m:e>
+          <m:sub>
+            <m:r>
+              <w:rPr>
+                <w:rFonts w:ascii="Times New Roman" w:hAnsi="Times New Roman" w:cs="Times New Roman" w:eastAsia="SimSun"/>
+              </w:rPr>
+              <m:t>3</m:t>
+            </m:r>
+          </m:sub>
+        </m:sSub>
+      </m:oMath>
+      <w:r>
+        <w:t xml:space="preserve"> </w:t>
+      </w:r>
+      <w:r>
+        <w:rPr>
+          <w:rFonts w:ascii="Times New Roman" w:hAnsi="Times New Roman" w:cs="Times New Roman" w:eastAsia="SimSun"/>
+        </w:rPr>
+        <w:t xml:space="preserve">也是钙钛矿结构,但是它是三斜晶系,</w:t>
       </w:r>
       <w:r>
         <w:t xml:space="preserve"> </w:t>
@@ -7295,7 +7897,57 @@
         <w:rPr>
           <w:rFonts w:ascii="Times New Roman" w:hAnsi="Times New Roman" w:cs="Times New Roman" w:eastAsia="SimSun"/>
         </w:rPr>
-        <w:t xml:space="preserve">空间群;从几何堆积的角度,可用Goldschmidt容忍因子来衡量立方钙钛矿型结构的稳定性。对于钙钛矿ABX3,Goldschmidt容忍因子与各离子半径</w:t>
+        <w:t xml:space="preserve">空间群;从几何堆积的角度,可用Goldschmidt容忍因子来衡量立方钙钛矿型结构的稳定性。对于钙钛矿</w:t>
+      </w:r>
+      <w:r>
+        <w:t xml:space="preserve"> </w:t>
+      </w:r>
+      <m:oMath>
+        <m:sSub>
+          <m:e>
+            <m:r>
+              <m:rPr>
+                <m:sty m:val="p"/>
+              </m:rPr>
+              <w:rPr>
+                <w:rFonts w:ascii="Times New Roman" w:hAnsi="Times New Roman" w:cs="Times New Roman" w:eastAsia="SimSun"/>
+              </w:rPr>
+              <m:t>A</m:t>
+            </m:r>
+            <m:r>
+              <m:rPr>
+                <m:sty m:val="p"/>
+              </m:rPr>
+              <w:rPr>
+                <w:rFonts w:ascii="Times New Roman" w:hAnsi="Times New Roman" w:cs="Times New Roman" w:eastAsia="SimSun"/>
+              </w:rPr>
+              <m:t>B</m:t>
+            </m:r>
+            <m:r>
+              <m:rPr>
+                <m:sty m:val="p"/>
+              </m:rPr>
+              <w:rPr>
+                <w:rFonts w:ascii="Times New Roman" w:hAnsi="Times New Roman" w:cs="Times New Roman" w:eastAsia="SimSun"/>
+              </w:rPr>
+              <m:t>X</m:t>
+            </m:r>
+          </m:e>
+          <m:sub>
+            <m:r>
+              <w:rPr>
+                <w:rFonts w:ascii="Times New Roman" w:hAnsi="Times New Roman" w:cs="Times New Roman" w:eastAsia="SimSun"/>
+              </w:rPr>
+              <m:t>3</m:t>
+            </m:r>
+          </m:sub>
+        </m:sSub>
+      </m:oMath>
+      <w:r>
+        <w:rPr>
+          <w:rFonts w:ascii="Times New Roman" w:hAnsi="Times New Roman" w:cs="Times New Roman" w:eastAsia="SimSun"/>
+        </w:rPr>
+        <w:t xml:space="preserve">，Goldschmidt容忍因子与各离子半径</w:t>
       </w:r>
       <w:r>
         <w:t xml:space="preserve"> </w:t>
@@ -14280,9 +14932,9 @@
       </w:tblPr>
       <w:tblGrid>
         <w:gridCol w:w="1587"/>
-        <w:gridCol w:w="5195"/>
+        <w:gridCol w:w="4772"/>
         <w:gridCol w:w="1587"/>
-        <w:gridCol w:w="1383"/>
+        <w:gridCol w:w="1806"/>
       </w:tblGrid>
       <w:tr>
         <w:trPr>
@@ -14318,7 +14970,7 @@
         </w:tc>
         <w:tc>
           <w:tcPr>
-            <w:tcW w:type="dxa" w:w="5195"/>
+            <w:tcW w:type="dxa" w:w="4772"/>
           </w:tcPr>
           <w:tcPr/>
           <w:p>
@@ -14330,7 +14982,7 @@
               <w:rPr>
                 <w:rFonts w:ascii="Times New Roman" w:hAnsi="Times New Roman" w:cs="Times New Roman" w:eastAsia="SimSun"/>
               </w:rPr>
-              <w:t xml:space="preserve">面心立方/cF</w:t>
+              <w:t xml:space="preserve">面心立方/cF（1</w:t>
             </w:r>
             <w:r>
               <w:t xml:space="preserve"> </w:t>
@@ -14339,7 +14991,7 @@
               <w:rPr>
                 <w:rFonts w:ascii="Times New Roman" w:hAnsi="Times New Roman" w:cs="Times New Roman" w:eastAsia="SimSun"/>
               </w:rPr>
-              <w:t xml:space="preserve">1分</w:t>
+              <w:t xml:space="preserve">分）</w:t>
             </w:r>
           </w:p>
         </w:tc>
@@ -14372,7 +15024,7 @@
         </w:tc>
         <w:tc>
           <w:tcPr>
-            <w:tcW w:type="dxa" w:w="1383"/>
+            <w:tcW w:type="dxa" w:w="1806"/>
           </w:tcPr>
           <w:tcPr/>
           <w:p>
@@ -14381,10 +15033,13 @@
               <w:jc w:val="center"/>
             </w:pPr>
             <w:r>
-              <w:rPr>
-                <w:rFonts w:ascii="Times New Roman" w:hAnsi="Times New Roman" w:cs="Times New Roman" w:eastAsia="SimSun"/>
-              </w:rPr>
-              <w:t xml:space="preserve">(c)萤石</w:t>
+              <w:t xml:space="preserve">(c) </w:t>
+            </w:r>
+            <w:r>
+              <w:rPr>
+                <w:rFonts w:ascii="Times New Roman" w:hAnsi="Times New Roman" w:cs="Times New Roman" w:eastAsia="SimSun"/>
+              </w:rPr>
+              <w:t xml:space="preserve">萤石（2</w:t>
             </w:r>
             <w:r>
               <w:t xml:space="preserve"> </w:t>
@@ -14393,7 +15048,7 @@
               <w:rPr>
                 <w:rFonts w:ascii="Times New Roman" w:hAnsi="Times New Roman" w:cs="Times New Roman" w:eastAsia="SimSun"/>
               </w:rPr>
-              <w:t xml:space="preserve">2分</w:t>
+              <w:t xml:space="preserve">分）</w:t>
             </w:r>
           </w:p>
         </w:tc>
@@ -14428,7 +15083,7 @@
         </w:tc>
         <w:tc>
           <w:tcPr>
-            <w:tcW w:type="dxa" w:w="5195"/>
+            <w:tcW w:type="dxa" w:w="4772"/>
           </w:tcPr>
           <w:tcPr/>
           <w:p>
@@ -14437,10 +15092,13 @@
               <w:jc w:val="center"/>
             </w:pPr>
             <w:r>
-              <w:rPr>
-                <w:rFonts w:ascii="Times New Roman" w:hAnsi="Times New Roman" w:cs="Times New Roman" w:eastAsia="SimSun"/>
-              </w:rPr>
-              <w:t xml:space="preserve">Cu对应F-,</w:t>
+              <w:t xml:space="preserve">Cu </w:t>
+            </w:r>
+            <w:r>
+              <w:rPr>
+                <w:rFonts w:ascii="Times New Roman" w:hAnsi="Times New Roman" w:cs="Times New Roman" w:eastAsia="SimSun"/>
+              </w:rPr>
+              <w:t xml:space="preserve">对应</w:t>
             </w:r>
             <w:r>
               <w:t xml:space="preserve"> </w:t>
@@ -14449,7 +15107,7 @@
               <w:rPr>
                 <w:rFonts w:ascii="Times New Roman" w:hAnsi="Times New Roman" w:cs="Times New Roman" w:eastAsia="SimSun"/>
               </w:rPr>
-              <w:t xml:space="preserve">Al对应Ca2+</w:t>
+              <w:t xml:space="preserve">F⁻，Al</w:t>
             </w:r>
             <w:r>
               <w:t xml:space="preserve"> </w:t>
@@ -14458,7 +15116,25 @@
               <w:rPr>
                 <w:rFonts w:ascii="Times New Roman" w:hAnsi="Times New Roman" w:cs="Times New Roman" w:eastAsia="SimSun"/>
               </w:rPr>
-              <w:t xml:space="preserve">2分</w:t>
+              <w:t xml:space="preserve">对应</w:t>
+            </w:r>
+            <w:r>
+              <w:t xml:space="preserve"> </w:t>
+            </w:r>
+            <w:r>
+              <w:rPr>
+                <w:rFonts w:ascii="Times New Roman" w:hAnsi="Times New Roman" w:cs="Times New Roman" w:eastAsia="SimSun"/>
+              </w:rPr>
+              <w:t xml:space="preserve">Ca²⁺（2</w:t>
+            </w:r>
+            <w:r>
+              <w:t xml:space="preserve"> </w:t>
+            </w:r>
+            <w:r>
+              <w:rPr>
+                <w:rFonts w:ascii="Times New Roman" w:hAnsi="Times New Roman" w:cs="Times New Roman" w:eastAsia="SimSun"/>
+              </w:rPr>
+              <w:t xml:space="preserve">分）</w:t>
             </w:r>
           </w:p>
         </w:tc>
@@ -14475,7 +15151,7 @@
         </w:tc>
         <w:tc>
           <w:tcPr>
-            <w:tcW w:type="dxa" w:w="1383"/>
+            <w:tcW w:type="dxa" w:w="1806"/>
           </w:tcPr>
           <w:tcPr/>
           <w:p>
@@ -14515,7 +15191,7 @@
         </w:tc>
         <w:tc>
           <w:tcPr>
-            <w:tcW w:type="dxa" w:w="5195"/>
+            <w:tcW w:type="dxa" w:w="4772"/>
           </w:tcPr>
           <w:tcPr/>
           <w:p>
@@ -14527,7 +15203,16 @@
               <w:rPr>
                 <w:rFonts w:ascii="Times New Roman" w:hAnsi="Times New Roman" w:cs="Times New Roman" w:eastAsia="SimSun"/>
               </w:rPr>
-              <w:t xml:space="preserve">Abc'ABca'BCab'CA3分,严格注意顺序和大小写</w:t>
+              <w:t xml:space="preserve">Abc’ABca’BCab’CA（3</w:t>
+            </w:r>
+            <w:r>
+              <w:t xml:space="preserve"> </w:t>
+            </w:r>
+            <w:r>
+              <w:rPr>
+                <w:rFonts w:ascii="Times New Roman" w:hAnsi="Times New Roman" w:cs="Times New Roman" w:eastAsia="SimSun"/>
+              </w:rPr>
+              <w:t xml:space="preserve">分），严格注意顺序和大小写</w:t>
             </w:r>
           </w:p>
         </w:tc>
@@ -14544,7 +15229,7 @@
         </w:tc>
         <w:tc>
           <w:tcPr>
-            <w:tcW w:type="dxa" w:w="1383"/>
+            <w:tcW w:type="dxa" w:w="1806"/>
           </w:tcPr>
           <w:tcPr/>
           <w:p>
@@ -14584,7 +15269,7 @@
         </w:tc>
         <w:tc>
           <w:tcPr>
-            <w:tcW w:type="dxa" w:w="5195"/>
+            <w:tcW w:type="dxa" w:w="4772"/>
           </w:tcPr>
           <w:tcPr/>
           <w:p>
@@ -14625,7 +15310,7 @@
         </w:tc>
         <w:tc>
           <w:tcPr>
-            <w:tcW w:type="dxa" w:w="1383"/>
+            <w:tcW w:type="dxa" w:w="1806"/>
           </w:tcPr>
           <w:tcPr/>
           <w:p>
@@ -14638,7 +15323,7 @@
     </w:tbl>
     <w:bookmarkEnd w:id="56"/>
     <w:bookmarkEnd w:id="57"/>
-    <w:bookmarkStart w:id="62" w:name="第-4-题13-分laalo-_3-的晶体结构"/>
+    <w:bookmarkStart w:id="62" w:name="第-4-题13-分mathrmlaalo_3-的晶体结构"/>
     <w:p>
       <w:pPr>
         <w:pStyle w:val="Heading3"/>
@@ -14665,19 +15350,55 @@
         <w:rPr>
           <w:rFonts w:ascii="Times New Roman" w:hAnsi="Times New Roman" w:cs="Times New Roman" w:eastAsia="SimSun"/>
         </w:rPr>
-        <w:t xml:space="preserve">分）LaAlO</w:t>
-      </w:r>
-      <w:r>
-        <w:t xml:space="preserve"> </w:t>
+        <w:t xml:space="preserve">分）</w:t>
       </w:r>
       <m:oMath>
         <m:sSub>
           <m:e>
             <m:r>
-              <w:rPr>
-                <w:rFonts w:ascii="Times New Roman" w:hAnsi="Times New Roman" w:cs="Times New Roman" w:eastAsia="SimSun"/>
-              </w:rPr>
-              <m:t xml:space="preserve"> </m:t>
+              <m:rPr>
+                <m:sty m:val="p"/>
+              </m:rPr>
+              <w:rPr>
+                <w:rFonts w:ascii="Times New Roman" w:hAnsi="Times New Roman" w:cs="Times New Roman" w:eastAsia="SimSun"/>
+              </w:rPr>
+              <m:t>L</m:t>
+            </m:r>
+            <m:r>
+              <m:rPr>
+                <m:sty m:val="p"/>
+              </m:rPr>
+              <w:rPr>
+                <w:rFonts w:ascii="Times New Roman" w:hAnsi="Times New Roman" w:cs="Times New Roman" w:eastAsia="SimSun"/>
+              </w:rPr>
+              <m:t>a</m:t>
+            </m:r>
+            <m:r>
+              <m:rPr>
+                <m:sty m:val="p"/>
+              </m:rPr>
+              <w:rPr>
+                <w:rFonts w:ascii="Times New Roman" w:hAnsi="Times New Roman" w:cs="Times New Roman" w:eastAsia="SimSun"/>
+              </w:rPr>
+              <m:t>A</m:t>
+            </m:r>
+            <m:r>
+              <m:rPr>
+                <m:sty m:val="p"/>
+              </m:rPr>
+              <w:rPr>
+                <w:rFonts w:ascii="Times New Roman" w:hAnsi="Times New Roman" w:cs="Times New Roman" w:eastAsia="SimSun"/>
+              </w:rPr>
+              <m:t>l</m:t>
+            </m:r>
+            <m:r>
+              <m:rPr>
+                <m:sty m:val="p"/>
+              </m:rPr>
+              <w:rPr>
+                <w:rFonts w:ascii="Times New Roman" w:hAnsi="Times New Roman" w:cs="Times New Roman" w:eastAsia="SimSun"/>
+              </w:rPr>
+              <m:t>O</m:t>
             </m:r>
           </m:e>
           <m:sub>
@@ -18509,19 +19230,19 @@
         <w:t xml:space="preserve">A、B、C…代表</w:t>
       </w:r>
       <w:r>
-        <w:t xml:space="preserve"> O</w:t>
-      </w:r>
-      <w:r>
         <w:t xml:space="preserve"> </w:t>
       </w:r>
       <m:oMath>
         <m:sSup>
           <m:e>
             <m:r>
-              <w:rPr>
-                <w:rFonts w:ascii="Times New Roman" w:hAnsi="Times New Roman" w:cs="Times New Roman" w:eastAsia="SimSun"/>
-              </w:rPr>
-              <m:t xml:space="preserve"> </m:t>
+              <m:rPr>
+                <m:sty m:val="p"/>
+              </m:rPr>
+              <w:rPr>
+                <w:rFonts w:ascii="Times New Roman" w:hAnsi="Times New Roman" w:cs="Times New Roman" w:eastAsia="SimSun"/>
+              </w:rPr>
+              <m:t>O</m:t>
             </m:r>
           </m:e>
           <m:sup>
@@ -18553,19 +19274,28 @@
         <w:t xml:space="preserve">层，a、b、c…代表</w:t>
       </w:r>
       <w:r>
-        <w:t xml:space="preserve"> Al</w:t>
-      </w:r>
-      <w:r>
         <w:t xml:space="preserve"> </w:t>
       </w:r>
       <m:oMath>
         <m:sSup>
           <m:e>
             <m:r>
-              <w:rPr>
-                <w:rFonts w:ascii="Times New Roman" w:hAnsi="Times New Roman" w:cs="Times New Roman" w:eastAsia="SimSun"/>
-              </w:rPr>
-              <m:t xml:space="preserve"> </m:t>
+              <m:rPr>
+                <m:sty m:val="p"/>
+              </m:rPr>
+              <w:rPr>
+                <w:rFonts w:ascii="Times New Roman" w:hAnsi="Times New Roman" w:cs="Times New Roman" w:eastAsia="SimSun"/>
+              </w:rPr>
+              <m:t>A</m:t>
+            </m:r>
+            <m:r>
+              <m:rPr>
+                <m:sty m:val="p"/>
+              </m:rPr>
+              <w:rPr>
+                <w:rFonts w:ascii="Times New Roman" w:hAnsi="Times New Roman" w:cs="Times New Roman" w:eastAsia="SimSun"/>
+              </w:rPr>
+              <m:t>l</m:t>
             </m:r>
           </m:e>
           <m:sup>
@@ -19742,6 +20472,16 @@
           <w:rFonts w:ascii="Times New Roman" w:hAnsi="Times New Roman" w:cs="Times New Roman" w:eastAsia="SimSun"/>
         </w:rPr>
         <w:t xml:space="preserve">分）。</w:t>
+      </w:r>
+      <w:r>
+        <w:t xml:space="preserve"> </w:t>
+      </w:r>
+      <w:r>
+        <w:rPr>
+          <w:b/>
+          <w:bCs/>
+        </w:rPr>
+        <w:t xml:space="preserve">5-1-2</w:t>
       </w:r>
     </w:p>
     <w:p>
@@ -23164,7 +23904,7 @@
             </m:r>
           </m:sub>
         </m:sSub>
-        <m:sSub>
+        <m:sSubSup>
           <m:e>
             <m:r>
               <m:rPr>
@@ -23193,16 +23933,6 @@
               <m:t>3</m:t>
             </m:r>
           </m:sub>
-        </m:sSub>
-        <m:sSup>
-          <m:e>
-            <m:r>
-              <w:rPr>
-                <w:rFonts w:ascii="Times New Roman" w:hAnsi="Times New Roman" w:cs="Times New Roman" w:eastAsia="SimSun"/>
-              </w:rPr>
-              <m:t xml:space="preserve"> </m:t>
-            </m:r>
-          </m:e>
           <m:sup>
             <m:r>
               <m:rPr>
@@ -23214,7 +23944,7 @@
               <m:t>+</m:t>
             </m:r>
           </m:sup>
-        </m:sSup>
+        </m:sSubSup>
       </m:oMath>
       <w:r>
         <w:t xml:space="preserve"> </w:t>
@@ -23844,20 +24574,7 @@
         <w:rPr>
           <w:rFonts w:ascii="Times New Roman" w:hAnsi="Times New Roman" w:cs="Times New Roman" w:eastAsia="SimSun"/>
         </w:rPr>
-        <w:t xml:space="preserve">试写出需</w:t>
-      </w:r>
-    </w:p>
-    <w:p>
-      <w:pPr>
-        <w:pStyle w:val="BodyText"/>
-        <w:spacing w:before="0" w:after="0" w:line="276" w:lineRule="auto"/>
-        <w:ind w:firstLineChars="200" w:firstLine="420"/>
-      </w:pPr>
-      <w:r>
-        <w:rPr>
-          <w:rFonts w:ascii="Times New Roman" w:hAnsi="Times New Roman" w:cs="Times New Roman" w:eastAsia="SimSun"/>
-        </w:rPr>
-        <w:t xml:space="preserve">要低温反应的原因。</w:t>
+        <w:t xml:space="preserve">试写出需要低温反应的原因。</w:t>
       </w:r>
     </w:p>
     <w:p>
@@ -24074,7 +24791,7 @@
         <w:rPr>
           <w:rFonts w:ascii="Times New Roman" w:hAnsi="Times New Roman" w:cs="Times New Roman" w:eastAsia="SimSun"/>
         </w:rPr>
-        <w:t xml:space="preserve">的品胞参数</w:t>
+        <w:t xml:space="preserve">的晶胞参数</w:t>
       </w:r>
       <w:r>
         <w:t xml:space="preserve"> a=8.8 </w:t>
@@ -24083,7 +24800,42 @@
         <w:rPr>
           <w:rFonts w:ascii="Times New Roman" w:hAnsi="Times New Roman" w:cs="Times New Roman" w:eastAsia="SimSun"/>
         </w:rPr>
-        <w:t xml:space="preserve">Å，1-半径为</w:t>
+        <w:t xml:space="preserve">Å，</w:t>
+      </w:r>
+      <m:oMath>
+        <m:sSup>
+          <m:e>
+            <m:r>
+              <m:rPr>
+                <m:sty m:val="p"/>
+              </m:rPr>
+              <w:rPr>
+                <w:rFonts w:ascii="Times New Roman" w:hAnsi="Times New Roman" w:cs="Times New Roman" w:eastAsia="SimSun"/>
+              </w:rPr>
+              <m:t>I</m:t>
+            </m:r>
+          </m:e>
+          <m:sup>
+            <m:r>
+              <m:rPr>
+                <m:sty m:val="p"/>
+              </m:rPr>
+              <w:rPr>
+                <w:rFonts w:ascii="Times New Roman" w:hAnsi="Times New Roman" w:cs="Times New Roman" w:eastAsia="SimSun"/>
+              </w:rPr>
+              <m:t>−</m:t>
+            </m:r>
+          </m:sup>
+        </m:sSup>
+      </m:oMath>
+      <w:r>
+        <w:t xml:space="preserve"> </w:t>
+      </w:r>
+      <w:r>
+        <w:rPr>
+          <w:rFonts w:ascii="Times New Roman" w:hAnsi="Times New Roman" w:cs="Times New Roman" w:eastAsia="SimSun"/>
+        </w:rPr>
+        <w:t xml:space="preserve">半径为</w:t>
       </w:r>
       <w:r>
         <w:t xml:space="preserve"> 2.0 </w:t>
@@ -24092,7 +24844,7 @@
         <w:rPr>
           <w:rFonts w:ascii="Times New Roman" w:hAnsi="Times New Roman" w:cs="Times New Roman" w:eastAsia="SimSun"/>
         </w:rPr>
-        <w:t xml:space="preserve">Å。不改变品胞参数的情况下，替换</w:t>
+        <w:t xml:space="preserve">Å。不改变晶胞参数的情况下，替换</w:t>
       </w:r>
       <w:r>
         <w:t xml:space="preserve"> </w:t>
@@ -25007,19 +25759,6 @@
             </a:graphic>
           </wp:inline>
         </w:drawing>
-      </w:r>
-    </w:p>
-    <w:p>
-      <w:pPr>
-        <w:pStyle w:val="BodyText"/>
-        <w:spacing w:before="0" w:after="0" w:line="276" w:lineRule="auto"/>
-        <w:ind w:firstLineChars="200" w:firstLine="420"/>
-      </w:pPr>
-      <w:r>
-        <w:rPr>
-          <w:rFonts w:ascii="Times New Roman" w:hAnsi="Times New Roman" w:cs="Times New Roman" w:eastAsia="SimSun"/>
-        </w:rPr>
-        <w:t xml:space="preserve">要低温反应的原因。</w:t>
       </w:r>
     </w:p>
     <w:p>
@@ -28926,39 +29665,6 @@
           <w:rFonts w:ascii="Times New Roman" w:hAnsi="Times New Roman" w:cs="Times New Roman" w:eastAsia="SimSun"/>
         </w:rPr>
         <w:t xml:space="preserve">分）</w:t>
-      </w:r>
-    </w:p>
-    <w:p>
-      <w:pPr>
-        <w:pStyle w:val="BodyText"/>
-        <w:spacing w:before="0" w:after="0" w:line="276" w:lineRule="auto"/>
-        <w:ind w:firstLineChars="200" w:firstLine="420"/>
-      </w:pPr>
-      <m:oMath>
-        <m:sSub>
-          <m:e>
-            <m:r>
-              <w:rPr>
-                <w:rFonts w:ascii="Times New Roman" w:hAnsi="Times New Roman" w:cs="Times New Roman" w:eastAsia="SimSun"/>
-              </w:rPr>
-              <m:t xml:space="preserve"> </m:t>
-            </m:r>
-          </m:e>
-          <m:sub>
-            <m:r>
-              <w:rPr>
-                <w:rFonts w:ascii="Times New Roman" w:hAnsi="Times New Roman" w:cs="Times New Roman" w:eastAsia="SimSun"/>
-              </w:rPr>
-              <m:t>i</m:t>
-            </m:r>
-          </m:sub>
-        </m:sSub>
-      </m:oMath>
-      <w:r>
-        <w:t xml:space="preserve"> </w:t>
-      </w:r>
-      <w:r>
-        <w:t xml:space="preserve">;</w:t>
       </w:r>
       <w:r>
         <w:t xml:space="preserve"> </w:t>
@@ -38624,20 +39330,53 @@
             <w:pPr>
               <w:pStyle w:val="Compact"/>
             </w:pPr>
-            <w:r>
-              <w:t xml:space="preserve">LaAlO</w:t>
-            </w:r>
-            <w:r>
-              <w:t xml:space="preserve"> </w:t>
-            </w:r>
             <m:oMath>
               <m:sSub>
                 <m:e>
                   <m:r>
+                    <m:rPr>
+                      <m:sty m:val="p"/>
+                    </m:rPr>
                     <w:rPr>
                       <w:rFonts w:ascii="Times New Roman" w:hAnsi="Times New Roman" w:cs="Times New Roman" w:eastAsia="SimSun"/>
                     </w:rPr>
-                    <m:t xml:space="preserve"> </m:t>
+                    <m:t>L</m:t>
+                  </m:r>
+                  <m:r>
+                    <m:rPr>
+                      <m:sty m:val="p"/>
+                    </m:rPr>
+                    <w:rPr>
+                      <w:rFonts w:ascii="Times New Roman" w:hAnsi="Times New Roman" w:cs="Times New Roman" w:eastAsia="SimSun"/>
+                    </w:rPr>
+                    <m:t>a</m:t>
+                  </m:r>
+                  <m:r>
+                    <m:rPr>
+                      <m:sty m:val="p"/>
+                    </m:rPr>
+                    <w:rPr>
+                      <w:rFonts w:ascii="Times New Roman" w:hAnsi="Times New Roman" w:cs="Times New Roman" w:eastAsia="SimSun"/>
+                    </w:rPr>
+                    <m:t>A</m:t>
+                  </m:r>
+                  <m:r>
+                    <m:rPr>
+                      <m:sty m:val="p"/>
+                    </m:rPr>
+                    <w:rPr>
+                      <w:rFonts w:ascii="Times New Roman" w:hAnsi="Times New Roman" w:cs="Times New Roman" w:eastAsia="SimSun"/>
+                    </w:rPr>
+                    <m:t>l</m:t>
+                  </m:r>
+                  <m:r>
+                    <m:rPr>
+                      <m:sty m:val="p"/>
+                    </m:rPr>
+                    <w:rPr>
+                      <w:rFonts w:ascii="Times New Roman" w:hAnsi="Times New Roman" w:cs="Times New Roman" w:eastAsia="SimSun"/>
+                    </w:rPr>
+                    <m:t>O</m:t>
                   </m:r>
                 </m:e>
                 <m:sub>

--- a/00-首页/题组Word/初赛模拟卷/真题版式/初赛模拟卷XV（非有机·答案与解析版·真题版式）.docx
+++ b/00-首页/题组Word/初赛模拟卷/真题版式/初赛模拟卷XV（非有机·答案与解析版·真题版式）.docx
@@ -1469,7 +1469,7 @@
       <w:r>
         <w:drawing>
           <wp:inline>
-            <wp:extent cx="2015999" cy="1879686"/>
+            <wp:extent cx="1712976" cy="1597152"/>
             <wp:effectExtent b="0" l="0" r="0" t="0"/>
             <wp:docPr descr="" title="" id="20" name="Picture"/>
             <a:graphic>
@@ -1490,7 +1490,7 @@
                   <pic:spPr bwMode="auto">
                     <a:xfrm>
                       <a:off x="0" y="0"/>
-                      <a:ext cx="2015999" cy="1879686"/>
+                      <a:ext cx="1712976" cy="1597152"/>
                     </a:xfrm>
                     <a:prstGeom prst="rect">
                       <a:avLst/>
@@ -1695,7 +1695,7 @@
       <w:r>
         <w:drawing>
           <wp:inline>
-            <wp:extent cx="2520000" cy="1561690"/>
+            <wp:extent cx="1731264" cy="1072896"/>
             <wp:effectExtent b="0" l="0" r="0" t="0"/>
             <wp:docPr descr="" title="" id="23" name="Picture"/>
             <a:graphic>
@@ -1716,7 +1716,7 @@
                   <pic:spPr bwMode="auto">
                     <a:xfrm>
                       <a:off x="0" y="0"/>
-                      <a:ext cx="2520000" cy="1561690"/>
+                      <a:ext cx="1731264" cy="1072896"/>
                     </a:xfrm>
                     <a:prstGeom prst="rect">
                       <a:avLst/>
@@ -10974,7 +10974,7 @@
       <w:r>
         <w:drawing>
           <wp:inline>
-            <wp:extent cx="2016000" cy="1990481"/>
+            <wp:extent cx="1444752" cy="1426464"/>
             <wp:effectExtent b="0" l="0" r="0" t="0"/>
             <wp:docPr descr="" title="" id="39" name="Picture"/>
             <a:graphic>
@@ -10995,7 +10995,7 @@
                   <pic:spPr bwMode="auto">
                     <a:xfrm>
                       <a:off x="0" y="0"/>
-                      <a:ext cx="2016000" cy="1990481"/>
+                      <a:ext cx="1444752" cy="1426464"/>
                     </a:xfrm>
                     <a:prstGeom prst="rect">
                       <a:avLst/>
@@ -11190,7 +11190,7 @@
             <w:r>
               <w:drawing>
                 <wp:inline>
-                  <wp:extent cx="1873719" cy="1655999"/>
+                  <wp:extent cx="1731263" cy="1530096"/>
                   <wp:effectExtent b="0" l="0" r="0" t="0"/>
                   <wp:docPr descr="" title="" id="42" name="Picture"/>
                   <a:graphic>
@@ -11211,7 +11211,7 @@
                         <pic:spPr bwMode="auto">
                           <a:xfrm>
                             <a:off x="0" y="0"/>
-                            <a:ext cx="1873719" cy="1655999"/>
+                            <a:ext cx="1731263" cy="1530096"/>
                           </a:xfrm>
                           <a:prstGeom prst="rect">
                             <a:avLst/>
@@ -14080,7 +14080,7 @@
       <w:r>
         <w:drawing>
           <wp:inline>
-            <wp:extent cx="2016000" cy="1990481"/>
+            <wp:extent cx="1444752" cy="1426464"/>
             <wp:effectExtent b="0" l="0" r="0" t="0"/>
             <wp:docPr descr="" title="" id="48" name="Picture"/>
             <a:graphic>
@@ -14101,7 +14101,7 @@
                   <pic:spPr bwMode="auto">
                     <a:xfrm>
                       <a:off x="0" y="0"/>
-                      <a:ext cx="2016000" cy="1990481"/>
+                      <a:ext cx="1444752" cy="1426464"/>
                     </a:xfrm>
                     <a:prstGeom prst="rect">
                       <a:avLst/>
@@ -16565,7 +16565,7 @@
       <w:r>
         <w:drawing>
           <wp:inline>
-            <wp:extent cx="2520000" cy="1680000"/>
+            <wp:extent cx="1920240" cy="1280160"/>
             <wp:effectExtent b="0" l="0" r="0" t="0"/>
             <wp:docPr descr="" title="" id="59" name="Picture"/>
             <a:graphic>
@@ -16586,7 +16586,7 @@
                   <pic:spPr bwMode="auto">
                     <a:xfrm>
                       <a:off x="0" y="0"/>
-                      <a:ext cx="2520000" cy="1680000"/>
+                      <a:ext cx="1920240" cy="1280160"/>
                     </a:xfrm>
                     <a:prstGeom prst="rect">
                       <a:avLst/>
@@ -19148,7 +19148,7 @@
             <w:r>
               <w:drawing>
                 <wp:inline>
-                  <wp:extent cx="1943100" cy="1397000"/>
+                  <wp:extent cx="932688" cy="670560"/>
                   <wp:effectExtent b="0" l="0" r="0" t="0"/>
                   <wp:docPr descr="" title="" id="67" name="Picture"/>
                   <a:graphic>
@@ -19169,7 +19169,7 @@
                         <pic:spPr bwMode="auto">
                           <a:xfrm>
                             <a:off x="0" y="0"/>
-                            <a:ext cx="1943100" cy="1397000"/>
+                            <a:ext cx="932688" cy="670560"/>
                           </a:xfrm>
                           <a:prstGeom prst="rect">
                             <a:avLst/>
@@ -20560,7 +20560,7 @@
             <w:r>
               <w:drawing>
                 <wp:inline>
-                  <wp:extent cx="2360274" cy="1655999"/>
+                  <wp:extent cx="1511808" cy="1060704"/>
                   <wp:effectExtent b="0" l="0" r="0" t="0"/>
                   <wp:docPr descr="" title="" id="73" name="Picture"/>
                   <a:graphic>
@@ -20581,7 +20581,7 @@
                         <pic:spPr bwMode="auto">
                           <a:xfrm>
                             <a:off x="0" y="0"/>
-                            <a:ext cx="2360274" cy="1655999"/>
+                            <a:ext cx="1511808" cy="1060704"/>
                           </a:xfrm>
                           <a:prstGeom prst="rect">
                             <a:avLst/>
@@ -20614,7 +20614,7 @@
             <w:r>
               <w:drawing>
                 <wp:inline>
-                  <wp:extent cx="2406600" cy="1649685"/>
+                  <wp:extent cx="1511808" cy="1036320"/>
                   <wp:effectExtent b="0" l="0" r="0" t="0"/>
                   <wp:docPr descr="" title="" id="76" name="Picture"/>
                   <a:graphic>
@@ -20635,7 +20635,7 @@
                         <pic:spPr bwMode="auto">
                           <a:xfrm>
                             <a:off x="0" y="0"/>
-                            <a:ext cx="2406600" cy="1649685"/>
+                            <a:ext cx="1511808" cy="1036320"/>
                           </a:xfrm>
                           <a:prstGeom prst="rect">
                             <a:avLst/>
@@ -24053,7 +24053,7 @@
       <w:r>
         <w:drawing>
           <wp:inline>
-            <wp:extent cx="2520000" cy="1623050"/>
+            <wp:extent cx="2157984" cy="1389887"/>
             <wp:effectExtent b="0" l="0" r="0" t="0"/>
             <wp:docPr descr="" title="" id="84" name="Picture"/>
             <a:graphic>
@@ -24074,7 +24074,7 @@
                   <pic:spPr bwMode="auto">
                     <a:xfrm>
                       <a:off x="0" y="0"/>
-                      <a:ext cx="2520000" cy="1623050"/>
+                      <a:ext cx="2157984" cy="1389887"/>
                     </a:xfrm>
                     <a:prstGeom prst="rect">
                       <a:avLst/>
@@ -25721,7 +25721,7 @@
       <w:r>
         <w:drawing>
           <wp:inline>
-            <wp:extent cx="2520000" cy="1638367"/>
+            <wp:extent cx="2090928" cy="1359408"/>
             <wp:effectExtent b="0" l="0" r="0" t="0"/>
             <wp:docPr descr="" title="" id="87" name="Picture"/>
             <a:graphic>
@@ -25742,7 +25742,7 @@
                   <pic:spPr bwMode="auto">
                     <a:xfrm>
                       <a:off x="0" y="0"/>
-                      <a:ext cx="2520000" cy="1638367"/>
+                      <a:ext cx="2090928" cy="1359408"/>
                     </a:xfrm>
                     <a:prstGeom prst="rect">
                       <a:avLst/>
@@ -28158,7 +28158,7 @@
       <w:r>
         <w:drawing>
           <wp:inline>
-            <wp:extent cx="2520000" cy="1695272"/>
+            <wp:extent cx="2346960" cy="1578863"/>
             <wp:effectExtent b="0" l="0" r="0" t="0"/>
             <wp:docPr descr="" title="" id="101" name="Picture"/>
             <a:graphic>
@@ -28179,7 +28179,7 @@
                   <pic:spPr bwMode="auto">
                     <a:xfrm>
                       <a:off x="0" y="0"/>
-                      <a:ext cx="2520000" cy="1695272"/>
+                      <a:ext cx="2346960" cy="1578863"/>
                     </a:xfrm>
                     <a:prstGeom prst="rect">
                       <a:avLst/>
